--- a/MemoriaAINEv2.docx
+++ b/MemoriaAINEv2.docx
@@ -274,31 +274,7 @@
           <w:sz w:val="28"/>
           <w:szCs w:val="28"/>
         </w:rPr>
-        <w:t>martes</w:t>
-      </w:r>
-      <w:r>
-        <w:rPr>
-          <w:noProof/>
-          <w:sz w:val="28"/>
-          <w:szCs w:val="28"/>
-        </w:rPr>
-        <w:t>, 2</w:t>
-      </w:r>
-      <w:r>
-        <w:rPr>
-          <w:noProof/>
-          <w:sz w:val="28"/>
-          <w:szCs w:val="28"/>
-        </w:rPr>
-        <w:t>8</w:t>
-      </w:r>
-      <w:r>
-        <w:rPr>
-          <w:noProof/>
-          <w:sz w:val="28"/>
-          <w:szCs w:val="28"/>
-        </w:rPr>
-        <w:t xml:space="preserve"> de abril de 2026</w:t>
+        <w:t>lunes, 27 de abril de 2026</w:t>
       </w:r>
       <w:r>
         <w:rPr>
@@ -373,7 +349,7 @@
           <w:r>
             <w:fldChar w:fldCharType="separate"/>
           </w:r>
-          <w:hyperlink w:anchor="_Toc228181938" w:history="1">
+          <w:hyperlink w:anchor="_Toc228197016" w:history="1">
             <w:r>
               <w:rPr>
                 <w:rStyle w:val="Hipervnculo"/>
@@ -400,7 +376,7 @@
                 <w:noProof/>
                 <w:webHidden/>
               </w:rPr>
-              <w:instrText xml:space="preserve"> PAGEREF _Toc228181938 \h </w:instrText>
+              <w:instrText xml:space="preserve"> PAGEREF _Toc228197016 \h </w:instrText>
             </w:r>
             <w:r>
               <w:rPr>
@@ -445,7 +421,7 @@
               <w:lang w:eastAsia="es-ES"/>
             </w:rPr>
           </w:pPr>
-          <w:hyperlink w:anchor="_Toc228181939" w:history="1">
+          <w:hyperlink w:anchor="_Toc228197017" w:history="1">
             <w:r>
               <w:rPr>
                 <w:rStyle w:val="Hipervnculo"/>
@@ -472,7 +448,7 @@
                 <w:noProof/>
                 <w:webHidden/>
               </w:rPr>
-              <w:instrText xml:space="preserve"> PAGEREF _Toc228181939 \h </w:instrText>
+              <w:instrText xml:space="preserve"> PAGEREF _Toc228197017 \h </w:instrText>
             </w:r>
             <w:r>
               <w:rPr>
@@ -517,7 +493,7 @@
               <w:lang w:eastAsia="es-ES"/>
             </w:rPr>
           </w:pPr>
-          <w:hyperlink w:anchor="_Toc228181940" w:history="1">
+          <w:hyperlink w:anchor="_Toc228197018" w:history="1">
             <w:r>
               <w:rPr>
                 <w:rStyle w:val="Hipervnculo"/>
@@ -544,7 +520,7 @@
                 <w:noProof/>
                 <w:webHidden/>
               </w:rPr>
-              <w:instrText xml:space="preserve"> PAGEREF _Toc228181940 \h </w:instrText>
+              <w:instrText xml:space="preserve"> PAGEREF _Toc228197018 \h </w:instrText>
             </w:r>
             <w:r>
               <w:rPr>
@@ -589,7 +565,7 @@
               <w:lang w:eastAsia="es-ES"/>
             </w:rPr>
           </w:pPr>
-          <w:hyperlink w:anchor="_Toc228181941" w:history="1">
+          <w:hyperlink w:anchor="_Toc228197019" w:history="1">
             <w:r>
               <w:rPr>
                 <w:rStyle w:val="Hipervnculo"/>
@@ -616,7 +592,7 @@
                 <w:noProof/>
                 <w:webHidden/>
               </w:rPr>
-              <w:instrText xml:space="preserve"> PAGEREF _Toc228181941 \h </w:instrText>
+              <w:instrText xml:space="preserve"> PAGEREF _Toc228197019 \h </w:instrText>
             </w:r>
             <w:r>
               <w:rPr>
@@ -661,7 +637,7 @@
               <w:lang w:eastAsia="es-ES"/>
             </w:rPr>
           </w:pPr>
-          <w:hyperlink w:anchor="_Toc228181942" w:history="1">
+          <w:hyperlink w:anchor="_Toc228197020" w:history="1">
             <w:r>
               <w:rPr>
                 <w:rStyle w:val="Hipervnculo"/>
@@ -688,7 +664,7 @@
                 <w:noProof/>
                 <w:webHidden/>
               </w:rPr>
-              <w:instrText xml:space="preserve"> PAGEREF _Toc228181942 \h </w:instrText>
+              <w:instrText xml:space="preserve"> PAGEREF _Toc228197020 \h </w:instrText>
             </w:r>
             <w:r>
               <w:rPr>
@@ -733,7 +709,7 @@
               <w:lang w:eastAsia="es-ES"/>
             </w:rPr>
           </w:pPr>
-          <w:hyperlink w:anchor="_Toc228181943" w:history="1">
+          <w:hyperlink w:anchor="_Toc228197021" w:history="1">
             <w:r>
               <w:rPr>
                 <w:rStyle w:val="Hipervnculo"/>
@@ -760,7 +736,7 @@
                 <w:noProof/>
                 <w:webHidden/>
               </w:rPr>
-              <w:instrText xml:space="preserve"> PAGEREF _Toc228181943 \h </w:instrText>
+              <w:instrText xml:space="preserve"> PAGEREF _Toc228197021 \h </w:instrText>
             </w:r>
             <w:r>
               <w:rPr>
@@ -805,7 +781,7 @@
               <w:lang w:eastAsia="es-ES"/>
             </w:rPr>
           </w:pPr>
-          <w:hyperlink w:anchor="_Toc228181944" w:history="1">
+          <w:hyperlink w:anchor="_Toc228197022" w:history="1">
             <w:r>
               <w:rPr>
                 <w:rStyle w:val="Hipervnculo"/>
@@ -832,7 +808,7 @@
                 <w:noProof/>
                 <w:webHidden/>
               </w:rPr>
-              <w:instrText xml:space="preserve"> PAGEREF _Toc228181944 \h </w:instrText>
+              <w:instrText xml:space="preserve"> PAGEREF _Toc228197022 \h </w:instrText>
             </w:r>
             <w:r>
               <w:rPr>
@@ -877,7 +853,7 @@
               <w:lang w:eastAsia="es-ES"/>
             </w:rPr>
           </w:pPr>
-          <w:hyperlink w:anchor="_Toc228181945" w:history="1">
+          <w:hyperlink w:anchor="_Toc228197023" w:history="1">
             <w:r>
               <w:rPr>
                 <w:rStyle w:val="Hipervnculo"/>
@@ -904,7 +880,7 @@
                 <w:noProof/>
                 <w:webHidden/>
               </w:rPr>
-              <w:instrText xml:space="preserve"> PAGEREF _Toc228181945 \h </w:instrText>
+              <w:instrText xml:space="preserve"> PAGEREF _Toc228197023 \h </w:instrText>
             </w:r>
             <w:r>
               <w:rPr>
@@ -949,7 +925,7 @@
               <w:lang w:eastAsia="es-ES"/>
             </w:rPr>
           </w:pPr>
-          <w:hyperlink w:anchor="_Toc228181946" w:history="1">
+          <w:hyperlink w:anchor="_Toc228197024" w:history="1">
             <w:r>
               <w:rPr>
                 <w:rStyle w:val="Hipervnculo"/>
@@ -976,7 +952,7 @@
                 <w:noProof/>
                 <w:webHidden/>
               </w:rPr>
-              <w:instrText xml:space="preserve"> PAGEREF _Toc228181946 \h </w:instrText>
+              <w:instrText xml:space="preserve"> PAGEREF _Toc228197024 \h </w:instrText>
             </w:r>
             <w:r>
               <w:rPr>
@@ -1021,7 +997,7 @@
               <w:lang w:eastAsia="es-ES"/>
             </w:rPr>
           </w:pPr>
-          <w:hyperlink w:anchor="_Toc228181947" w:history="1">
+          <w:hyperlink w:anchor="_Toc228197025" w:history="1">
             <w:r>
               <w:rPr>
                 <w:rStyle w:val="Hipervnculo"/>
@@ -1048,7 +1024,7 @@
                 <w:noProof/>
                 <w:webHidden/>
               </w:rPr>
-              <w:instrText xml:space="preserve"> PAGEREF _Toc228181947 \h </w:instrText>
+              <w:instrText xml:space="preserve"> PAGEREF _Toc228197025 \h </w:instrText>
             </w:r>
             <w:r>
               <w:rPr>
@@ -1093,7 +1069,7 @@
               <w:lang w:eastAsia="es-ES"/>
             </w:rPr>
           </w:pPr>
-          <w:hyperlink w:anchor="_Toc228181948" w:history="1">
+          <w:hyperlink w:anchor="_Toc228197026" w:history="1">
             <w:r>
               <w:rPr>
                 <w:rStyle w:val="Hipervnculo"/>
@@ -1120,7 +1096,7 @@
                 <w:noProof/>
                 <w:webHidden/>
               </w:rPr>
-              <w:instrText xml:space="preserve"> PAGEREF _Toc228181948 \h </w:instrText>
+              <w:instrText xml:space="preserve"> PAGEREF _Toc228197026 \h </w:instrText>
             </w:r>
             <w:r>
               <w:rPr>
@@ -1140,7 +1116,7 @@
                 <w:noProof/>
                 <w:webHidden/>
               </w:rPr>
-              <w:t>6</w:t>
+              <w:t>7</w:t>
             </w:r>
             <w:r>
               <w:rPr>
@@ -1165,7 +1141,7 @@
               <w:lang w:eastAsia="es-ES"/>
             </w:rPr>
           </w:pPr>
-          <w:hyperlink w:anchor="_Toc228181949" w:history="1">
+          <w:hyperlink w:anchor="_Toc228197027" w:history="1">
             <w:r>
               <w:rPr>
                 <w:rStyle w:val="Hipervnculo"/>
@@ -1192,7 +1168,7 @@
                 <w:noProof/>
                 <w:webHidden/>
               </w:rPr>
-              <w:instrText xml:space="preserve"> PAGEREF _Toc228181949 \h </w:instrText>
+              <w:instrText xml:space="preserve"> PAGEREF _Toc228197027 \h </w:instrText>
             </w:r>
             <w:r>
               <w:rPr>
@@ -1212,7 +1188,7 @@
                 <w:noProof/>
                 <w:webHidden/>
               </w:rPr>
-              <w:t>7</w:t>
+              <w:t>8</w:t>
             </w:r>
             <w:r>
               <w:rPr>
@@ -1237,7 +1213,7 @@
               <w:lang w:eastAsia="es-ES"/>
             </w:rPr>
           </w:pPr>
-          <w:hyperlink w:anchor="_Toc228181950" w:history="1">
+          <w:hyperlink w:anchor="_Toc228197028" w:history="1">
             <w:r>
               <w:rPr>
                 <w:rStyle w:val="Hipervnculo"/>
@@ -1264,7 +1240,7 @@
                 <w:noProof/>
                 <w:webHidden/>
               </w:rPr>
-              <w:instrText xml:space="preserve"> PAGEREF _Toc228181950 \h </w:instrText>
+              <w:instrText xml:space="preserve"> PAGEREF _Toc228197028 \h </w:instrText>
             </w:r>
             <w:r>
               <w:rPr>
@@ -1309,7 +1285,7 @@
               <w:lang w:eastAsia="es-ES"/>
             </w:rPr>
           </w:pPr>
-          <w:hyperlink w:anchor="_Toc228181951" w:history="1">
+          <w:hyperlink w:anchor="_Toc228197029" w:history="1">
             <w:r>
               <w:rPr>
                 <w:rStyle w:val="Hipervnculo"/>
@@ -1336,7 +1312,7 @@
                 <w:noProof/>
                 <w:webHidden/>
               </w:rPr>
-              <w:instrText xml:space="preserve"> PAGEREF _Toc228181951 \h </w:instrText>
+              <w:instrText xml:space="preserve"> PAGEREF _Toc228197029 \h </w:instrText>
             </w:r>
             <w:r>
               <w:rPr>
@@ -1356,7 +1332,79 @@
                 <w:noProof/>
                 <w:webHidden/>
               </w:rPr>
-              <w:t>9</w:t>
+              <w:t>10</w:t>
+            </w:r>
+            <w:r>
+              <w:rPr>
+                <w:noProof/>
+                <w:webHidden/>
+              </w:rPr>
+              <w:fldChar w:fldCharType="end"/>
+            </w:r>
+          </w:hyperlink>
+        </w:p>
+        <w:p>
+          <w:pPr>
+            <w:pStyle w:val="TDC1"/>
+            <w:tabs>
+              <w:tab w:val="right" w:leader="dot" w:pos="8494"/>
+            </w:tabs>
+            <w:rPr>
+              <w:rFonts w:eastAsiaTheme="minorEastAsia"/>
+              <w:noProof/>
+              <w:sz w:val="24"/>
+              <w:szCs w:val="24"/>
+              <w:lang w:eastAsia="es-ES"/>
+            </w:rPr>
+          </w:pPr>
+          <w:hyperlink w:anchor="_Toc228197030" w:history="1">
+            <w:r>
+              <w:rPr>
+                <w:rStyle w:val="Hipervnculo"/>
+                <w:noProof/>
+              </w:rPr>
+              <w:t>8. Referencias Bibliográficas</w:t>
+            </w:r>
+            <w:r>
+              <w:rPr>
+                <w:noProof/>
+                <w:webHidden/>
+              </w:rPr>
+              <w:tab/>
+            </w:r>
+            <w:r>
+              <w:rPr>
+                <w:noProof/>
+                <w:webHidden/>
+              </w:rPr>
+              <w:fldChar w:fldCharType="begin"/>
+            </w:r>
+            <w:r>
+              <w:rPr>
+                <w:noProof/>
+                <w:webHidden/>
+              </w:rPr>
+              <w:instrText xml:space="preserve"> PAGEREF _Toc228197030 \h </w:instrText>
+            </w:r>
+            <w:r>
+              <w:rPr>
+                <w:noProof/>
+                <w:webHidden/>
+              </w:rPr>
+            </w:r>
+            <w:r>
+              <w:rPr>
+                <w:noProof/>
+                <w:webHidden/>
+              </w:rPr>
+              <w:fldChar w:fldCharType="separate"/>
+            </w:r>
+            <w:r>
+              <w:rPr>
+                <w:noProof/>
+                <w:webHidden/>
+              </w:rPr>
+              <w:t>11</w:t>
             </w:r>
             <w:r>
               <w:rPr>
@@ -1402,7 +1450,7 @@
       <w:pPr>
         <w:pStyle w:val="Ttulo1"/>
       </w:pPr>
-      <w:bookmarkStart w:id="2" w:name="_Toc228181938"/>
+      <w:bookmarkStart w:id="2" w:name="_Toc228197016"/>
       <w:r>
         <w:lastRenderedPageBreak/>
         <w:t>1. Introducción y Objetivos</w:t>
@@ -1423,7 +1471,7 @@
           <w:sz w:val="24"/>
           <w:szCs w:val="24"/>
         </w:rPr>
-        <w:t xml:space="preserve">El crecimiento exponencial de la información digital ha convertido al resumen automático de textos en una de las tareas más relevantes dentro del Procesamiento de Lenguaje Natural (NLP). </w:t>
+        <w:t>El crecimiento exponencial de la información digital ha convertido al resumen automático de textos en una de las tareas más relevantes dentro del Procesamiento de Lenguaje Natural (PLN).</w:t>
       </w:r>
     </w:p>
     <w:p>
@@ -1440,79 +1488,7 @@
           <w:sz w:val="24"/>
           <w:szCs w:val="24"/>
         </w:rPr>
-        <w:t xml:space="preserve">El objetivo principal de este </w:t>
-      </w:r>
-      <w:r>
-        <w:rPr>
-          <w:rFonts w:ascii="Arial" w:hAnsi="Arial" w:cs="Arial"/>
-          <w:sz w:val="24"/>
-          <w:szCs w:val="24"/>
-        </w:rPr>
-        <w:t xml:space="preserve">trabajo </w:t>
-      </w:r>
-      <w:r>
-        <w:rPr>
-          <w:rFonts w:ascii="Arial" w:hAnsi="Arial" w:cs="Arial"/>
-          <w:sz w:val="24"/>
-          <w:szCs w:val="24"/>
-        </w:rPr>
-        <w:t>es</w:t>
-      </w:r>
-      <w:r>
-        <w:rPr>
-          <w:rFonts w:ascii="Arial" w:hAnsi="Arial" w:cs="Arial"/>
-          <w:sz w:val="24"/>
-          <w:szCs w:val="24"/>
-        </w:rPr>
-        <w:t xml:space="preserve"> estudiar, implementar y comparar dos grandes </w:t>
-      </w:r>
-      <w:r>
-        <w:rPr>
-          <w:rFonts w:ascii="Arial" w:hAnsi="Arial" w:cs="Arial"/>
-          <w:sz w:val="24"/>
-          <w:szCs w:val="24"/>
-        </w:rPr>
-        <w:t>enfoques</w:t>
-      </w:r>
-      <w:r>
-        <w:rPr>
-          <w:rFonts w:ascii="Arial" w:hAnsi="Arial" w:cs="Arial"/>
-          <w:sz w:val="24"/>
-          <w:szCs w:val="24"/>
-        </w:rPr>
-        <w:t xml:space="preserve"> de la </w:t>
-      </w:r>
-      <w:r>
-        <w:rPr>
-          <w:rFonts w:ascii="Arial" w:hAnsi="Arial" w:cs="Arial"/>
-          <w:sz w:val="24"/>
-          <w:szCs w:val="24"/>
-        </w:rPr>
-        <w:t>resumen</w:t>
-      </w:r>
-      <w:r>
-        <w:rPr>
-          <w:rFonts w:ascii="Arial" w:hAnsi="Arial" w:cs="Arial"/>
-          <w:sz w:val="24"/>
-          <w:szCs w:val="24"/>
-        </w:rPr>
-        <w:t xml:space="preserve"> automátic</w:t>
-      </w:r>
-      <w:r>
-        <w:rPr>
-          <w:rFonts w:ascii="Arial" w:hAnsi="Arial" w:cs="Arial"/>
-          <w:sz w:val="24"/>
-          <w:szCs w:val="24"/>
-        </w:rPr>
-        <w:t>o</w:t>
-      </w:r>
-      <w:r>
-        <w:rPr>
-          <w:rFonts w:ascii="Arial" w:hAnsi="Arial" w:cs="Arial"/>
-          <w:sz w:val="24"/>
-          <w:szCs w:val="24"/>
-        </w:rPr>
-        <w:t>: el enfoque extractivo (selección de frases originales) y el enfoque generativo (redacción de un texto nuevo mediante Inteligencia Artificial).</w:t>
+        <w:t>El objetivo principal de este trabajo es estudiar, implementar y comparar los dos grandes enfoques del resumen automático: el extractivo (basado en la selección de frases originales clave) y el generativo (centrado en la redacción de un texto nuevo mediante Inteligencia Artificial).</w:t>
       </w:r>
     </w:p>
     <w:p>
@@ -1529,23 +1505,7 @@
           <w:sz w:val="24"/>
           <w:szCs w:val="24"/>
         </w:rPr>
-        <w:t xml:space="preserve">En lugar de entrenar arquitecturas desde cero, </w:t>
-      </w:r>
-      <w:r>
-        <w:rPr>
-          <w:rFonts w:ascii="Arial" w:hAnsi="Arial" w:cs="Arial"/>
-          <w:sz w:val="24"/>
-          <w:szCs w:val="24"/>
-        </w:rPr>
-        <w:t>se recurrirá a</w:t>
-      </w:r>
-      <w:r>
-        <w:rPr>
-          <w:rFonts w:ascii="Arial" w:hAnsi="Arial" w:cs="Arial"/>
-          <w:sz w:val="24"/>
-          <w:szCs w:val="24"/>
-        </w:rPr>
-        <w:t xml:space="preserve"> la aplicación de algoritmos clásicos y modelos neuronales </w:t>
+        <w:t xml:space="preserve">Para lograrlo, en lugar de entrenar arquitecturas desde cero, se aplicarán algoritmos clásicos y modelos neuronales </w:t>
       </w:r>
       <w:proofErr w:type="spellStart"/>
       <w:r>
@@ -1563,14 +1523,86 @@
           <w:sz w:val="24"/>
           <w:szCs w:val="24"/>
         </w:rPr>
-        <w:t xml:space="preserve"> sobre un corpus de noticias en español, evaluando su rendimiento tanto desde una perspectiva cuantitativa (métricas automáticas) como cualitativa (coherencia de los textos resultantes).</w:t>
+        <w:t xml:space="preserve"> sobre la partición en español del corpus de noticias MLSUM (</w:t>
+      </w:r>
+      <w:proofErr w:type="spellStart"/>
+      <w:r>
+        <w:rPr>
+          <w:rFonts w:ascii="Arial" w:hAnsi="Arial" w:cs="Arial"/>
+          <w:sz w:val="24"/>
+          <w:szCs w:val="24"/>
+        </w:rPr>
+        <w:t>Multilingual</w:t>
+      </w:r>
+      <w:proofErr w:type="spellEnd"/>
+      <w:r>
+        <w:rPr>
+          <w:rFonts w:ascii="Arial" w:hAnsi="Arial" w:cs="Arial"/>
+          <w:sz w:val="24"/>
+          <w:szCs w:val="24"/>
+        </w:rPr>
+        <w:t xml:space="preserve"> </w:t>
+      </w:r>
+      <w:proofErr w:type="spellStart"/>
+      <w:r>
+        <w:rPr>
+          <w:rFonts w:ascii="Arial" w:hAnsi="Arial" w:cs="Arial"/>
+          <w:sz w:val="24"/>
+          <w:szCs w:val="24"/>
+        </w:rPr>
+        <w:t>Summarization</w:t>
+      </w:r>
+      <w:proofErr w:type="spellEnd"/>
+      <w:r>
+        <w:rPr>
+          <w:rFonts w:ascii="Arial" w:hAnsi="Arial" w:cs="Arial"/>
+          <w:sz w:val="24"/>
+          <w:szCs w:val="24"/>
+        </w:rPr>
+        <w:t xml:space="preserve"> </w:t>
+      </w:r>
+      <w:proofErr w:type="spellStart"/>
+      <w:r>
+        <w:rPr>
+          <w:rFonts w:ascii="Arial" w:hAnsi="Arial" w:cs="Arial"/>
+          <w:sz w:val="24"/>
+          <w:szCs w:val="24"/>
+        </w:rPr>
+        <w:t>Dataset</w:t>
+      </w:r>
+      <w:proofErr w:type="spellEnd"/>
+      <w:r>
+        <w:rPr>
+          <w:rFonts w:ascii="Arial" w:hAnsi="Arial" w:cs="Arial"/>
+          <w:sz w:val="24"/>
+          <w:szCs w:val="24"/>
+        </w:rPr>
+        <w:t xml:space="preserve">), obtenido a través de </w:t>
+      </w:r>
+      <w:proofErr w:type="spellStart"/>
+      <w:r>
+        <w:rPr>
+          <w:rFonts w:ascii="Arial" w:hAnsi="Arial" w:cs="Arial"/>
+          <w:sz w:val="24"/>
+          <w:szCs w:val="24"/>
+        </w:rPr>
+        <w:t>Kaggle</w:t>
+      </w:r>
+      <w:proofErr w:type="spellEnd"/>
+      <w:r>
+        <w:rPr>
+          <w:rFonts w:ascii="Arial" w:hAnsi="Arial" w:cs="Arial"/>
+          <w:sz w:val="24"/>
+          <w:szCs w:val="24"/>
+        </w:rPr>
+        <w:t>. El rendimiento de estos sistemas se evaluará de forma integral: tanto desde una perspectiva cuantitativa, mediante el uso de métricas automáticas estandarizadas, como cualitativa, analizando la coherencia, fluidez y nivel de abstracción de los textos resultantes.</w:t>
       </w:r>
     </w:p>
     <w:p>
       <w:pPr>
         <w:pStyle w:val="Ttulo1"/>
       </w:pPr>
-      <w:bookmarkStart w:id="3" w:name="_Toc228181939"/>
+      <w:bookmarkStart w:id="3" w:name="_Toc228197017"/>
       <w:r>
         <w:t xml:space="preserve">2. </w:t>
       </w:r>
@@ -1584,7 +1616,7 @@
         <w:pStyle w:val="Ttulo2"/>
         <w:ind w:firstLine="708"/>
       </w:pPr>
-      <w:bookmarkStart w:id="4" w:name="_Toc228181940"/>
+      <w:bookmarkStart w:id="4" w:name="_Toc228197018"/>
       <w:r>
         <w:t xml:space="preserve">2.1 </w:t>
       </w:r>
@@ -1633,7 +1665,7 @@
         <w:pStyle w:val="Ttulo2"/>
         <w:ind w:firstLine="708"/>
       </w:pPr>
-      <w:bookmarkStart w:id="5" w:name="_Toc228181941"/>
+      <w:bookmarkStart w:id="5" w:name="_Toc228197019"/>
       <w:r>
         <w:t>2.2</w:t>
       </w:r>
@@ -1831,7 +1863,16 @@
           <w:sz w:val="24"/>
           <w:szCs w:val="24"/>
         </w:rPr>
-        <w:t>) excepcionalmente difícil de superar. Aunque los modelos extractivos garantizan fidelidad a los hechos (no sufren de alucinaciones), su principal carencia es la falta de fluidez narrativa, generando textos fragmentados y con saltos abruptos de contexto.</w:t>
+        <w:t xml:space="preserve">) excepcionalmente difícil de superar. Aunque los modelos extractivos garantizan fidelidad a los hechos (no sufren de </w:t>
+      </w:r>
+      <w:r>
+        <w:rPr>
+          <w:rFonts w:ascii="Arial" w:hAnsi="Arial" w:cs="Arial"/>
+          <w:sz w:val="24"/>
+          <w:szCs w:val="24"/>
+        </w:rPr>
+        <w:lastRenderedPageBreak/>
+        <w:t>alucinaciones), su principal carencia es la falta de fluidez narrativa, generando textos fragmentados y con saltos abruptos de contexto.</w:t>
       </w:r>
     </w:p>
     <w:p>
@@ -1839,9 +1880,8 @@
         <w:pStyle w:val="Ttulo2"/>
         <w:ind w:firstLine="708"/>
       </w:pPr>
-      <w:bookmarkStart w:id="6" w:name="_Toc228181942"/>
-      <w:r>
-        <w:lastRenderedPageBreak/>
+      <w:bookmarkStart w:id="6" w:name="_Toc228197020"/>
+      <w:r>
         <w:t>2.3</w:t>
       </w:r>
       <w:r>
@@ -2062,7 +2102,7 @@
         <w:pStyle w:val="Ttulo2"/>
         <w:ind w:firstLine="708"/>
       </w:pPr>
-      <w:bookmarkStart w:id="7" w:name="_Toc228181943"/>
+      <w:bookmarkStart w:id="7" w:name="_Toc228197021"/>
       <w:r>
         <w:t>2.4</w:t>
       </w:r>
@@ -2280,7 +2320,7 @@
         <w:pStyle w:val="Ttulo2"/>
         <w:ind w:firstLine="708"/>
       </w:pPr>
-      <w:bookmarkStart w:id="8" w:name="_Toc228181944"/>
+      <w:bookmarkStart w:id="8" w:name="_Toc228197022"/>
       <w:r>
         <w:t>2.5</w:t>
       </w:r>
@@ -2472,7 +2512,7 @@
       <w:pPr>
         <w:pStyle w:val="Ttulo1"/>
       </w:pPr>
-      <w:bookmarkStart w:id="9" w:name="_Toc228181945"/>
+      <w:bookmarkStart w:id="9" w:name="_Toc228197023"/>
       <w:r>
         <w:lastRenderedPageBreak/>
         <w:t>3</w:t>
@@ -2892,7 +2932,7 @@
       <w:pPr>
         <w:pStyle w:val="Ttulo1"/>
       </w:pPr>
-      <w:bookmarkStart w:id="10" w:name="_Toc228181946"/>
+      <w:bookmarkStart w:id="10" w:name="_Toc228197024"/>
       <w:r>
         <w:t>4</w:t>
       </w:r>
@@ -2932,7 +2972,7 @@
         <w:pStyle w:val="Ttulo2"/>
         <w:ind w:firstLine="708"/>
       </w:pPr>
-      <w:bookmarkStart w:id="11" w:name="_Toc228181947"/>
+      <w:bookmarkStart w:id="11" w:name="_Toc228197025"/>
       <w:r>
         <w:t>4</w:t>
       </w:r>
@@ -2971,7 +3011,40 @@
           <w:sz w:val="24"/>
           <w:szCs w:val="24"/>
         </w:rPr>
-        <w:t xml:space="preserve"> extractiva funciona bajo la premisa de identificar y concatenar las oraciones más importantes de un texto original, sin alterar su vocabulario ni su gramática. Para este estudio se han implementado dos modelos:</w:t>
+        <w:t xml:space="preserve"> extractiva funciona bajo la premisa de identificar y concatenar las oraciones más importantes de un texto original, sin alterar su vocabulario ni su gramática. </w:t>
+      </w:r>
+    </w:p>
+    <w:p>
+      <w:pPr>
+        <w:rPr>
+          <w:rFonts w:ascii="Arial" w:hAnsi="Arial" w:cs="Arial"/>
+          <w:sz w:val="24"/>
+          <w:szCs w:val="24"/>
+        </w:rPr>
+      </w:pPr>
+      <w:r>
+        <w:rPr>
+          <w:rFonts w:ascii="Arial" w:hAnsi="Arial" w:cs="Arial"/>
+          <w:sz w:val="24"/>
+          <w:szCs w:val="24"/>
+        </w:rPr>
+        <w:t xml:space="preserve">Para este estudio se han implementado </w:t>
+      </w:r>
+      <w:r>
+        <w:rPr>
+          <w:rFonts w:ascii="Arial" w:hAnsi="Arial" w:cs="Arial"/>
+          <w:sz w:val="24"/>
+          <w:szCs w:val="24"/>
+        </w:rPr>
+        <w:t>los siguientes</w:t>
+      </w:r>
+      <w:r>
+        <w:rPr>
+          <w:rFonts w:ascii="Arial" w:hAnsi="Arial" w:cs="Arial"/>
+          <w:sz w:val="24"/>
+          <w:szCs w:val="24"/>
+        </w:rPr>
+        <w:t xml:space="preserve"> modelos:</w:t>
       </w:r>
     </w:p>
     <w:p>
@@ -2990,6 +3063,8 @@
       <w:r>
         <w:rPr>
           <w:rFonts w:ascii="Arial" w:hAnsi="Arial" w:cs="Arial"/>
+          <w:b/>
+          <w:bCs/>
           <w:sz w:val="24"/>
           <w:szCs w:val="24"/>
         </w:rPr>
@@ -2999,154 +3074,76 @@
       <w:r>
         <w:rPr>
           <w:rFonts w:ascii="Arial" w:hAnsi="Arial" w:cs="Arial"/>
-          <w:sz w:val="24"/>
-          <w:szCs w:val="24"/>
-        </w:rPr>
-        <w:t xml:space="preserve"> Estadístico Extractivo (TF-IDF): Como método estadístico base, se diseñó e implementó un algoritmo basado en la frecuencia de términos y frecuencia inversa de documentos (TF-IDF). Mediante la clase </w:t>
-      </w:r>
-      <w:proofErr w:type="spellStart"/>
-      <w:r>
-        <w:rPr>
-          <w:rFonts w:ascii="Arial" w:hAnsi="Arial" w:cs="Arial"/>
-          <w:sz w:val="24"/>
-          <w:szCs w:val="24"/>
-        </w:rPr>
-        <w:t>TfidfVectorizer</w:t>
-      </w:r>
-      <w:proofErr w:type="spellEnd"/>
-      <w:r>
-        <w:rPr>
-          <w:rFonts w:ascii="Arial" w:hAnsi="Arial" w:cs="Arial"/>
-          <w:sz w:val="24"/>
-          <w:szCs w:val="24"/>
-        </w:rPr>
-        <w:t xml:space="preserve"> de </w:t>
-      </w:r>
-      <w:proofErr w:type="spellStart"/>
-      <w:r>
-        <w:rPr>
-          <w:rFonts w:ascii="Arial" w:hAnsi="Arial" w:cs="Arial"/>
-          <w:sz w:val="24"/>
-          <w:szCs w:val="24"/>
-        </w:rPr>
-        <w:t>Scikit</w:t>
-      </w:r>
-      <w:proofErr w:type="spellEnd"/>
-      <w:r>
-        <w:rPr>
-          <w:rFonts w:ascii="Arial" w:hAnsi="Arial" w:cs="Arial"/>
-          <w:sz w:val="24"/>
-          <w:szCs w:val="24"/>
-        </w:rPr>
-        <w:t xml:space="preserve">-Learn, el texto es descompuesto en oraciones individuales que son transformadas en una matriz matemática </w:t>
-      </w:r>
-      <w:proofErr w:type="spellStart"/>
-      <w:r>
-        <w:rPr>
-          <w:rFonts w:ascii="Arial" w:hAnsi="Arial" w:cs="Arial"/>
-          <w:sz w:val="24"/>
-          <w:szCs w:val="24"/>
-        </w:rPr>
-        <w:t>esparsa</w:t>
-      </w:r>
-      <w:proofErr w:type="spellEnd"/>
-      <w:r>
-        <w:rPr>
-          <w:rFonts w:ascii="Arial" w:hAnsi="Arial" w:cs="Arial"/>
-          <w:sz w:val="24"/>
-          <w:szCs w:val="24"/>
-        </w:rPr>
-        <w:t>.  El algoritmo calcula el peso absoluto de cada oración sumando los valores TF-IDF de sus vocablos a lo largo del eje matricial (</w:t>
-      </w:r>
-      <w:proofErr w:type="spellStart"/>
-      <w:r>
-        <w:rPr>
-          <w:rFonts w:ascii="Arial" w:hAnsi="Arial" w:cs="Arial"/>
-          <w:sz w:val="24"/>
-          <w:szCs w:val="24"/>
-        </w:rPr>
-        <w:t>tfidf_matrix.sum</w:t>
-      </w:r>
-      <w:proofErr w:type="spellEnd"/>
-      <w:r>
-        <w:rPr>
-          <w:rFonts w:ascii="Arial" w:hAnsi="Arial" w:cs="Arial"/>
-          <w:sz w:val="24"/>
-          <w:szCs w:val="24"/>
-        </w:rPr>
-        <w:t>(axis=1)). Para conformar el resumen final, se extraen los índices de las tres oraciones con la puntuación más alta (</w:t>
-      </w:r>
-      <w:proofErr w:type="spellStart"/>
-      <w:r>
-        <w:rPr>
-          <w:rFonts w:ascii="Arial" w:hAnsi="Arial" w:cs="Arial"/>
-          <w:sz w:val="24"/>
-          <w:szCs w:val="24"/>
-        </w:rPr>
-        <w:t>top_indices</w:t>
-      </w:r>
-      <w:proofErr w:type="spellEnd"/>
-      <w:r>
-        <w:rPr>
-          <w:rFonts w:ascii="Arial" w:hAnsi="Arial" w:cs="Arial"/>
-          <w:sz w:val="24"/>
-          <w:szCs w:val="24"/>
-        </w:rPr>
-        <w:t xml:space="preserve"> = </w:t>
-      </w:r>
-      <w:proofErr w:type="spellStart"/>
-      <w:r>
-        <w:rPr>
-          <w:rFonts w:ascii="Arial" w:hAnsi="Arial" w:cs="Arial"/>
-          <w:sz w:val="24"/>
-          <w:szCs w:val="24"/>
-        </w:rPr>
-        <w:t>sentence_scores.argsort</w:t>
-      </w:r>
-      <w:proofErr w:type="spellEnd"/>
-      <w:r>
-        <w:rPr>
-          <w:rFonts w:ascii="Arial" w:hAnsi="Arial" w:cs="Arial"/>
-          <w:sz w:val="24"/>
-          <w:szCs w:val="24"/>
-        </w:rPr>
-        <w:t>()[-</w:t>
-      </w:r>
-      <w:proofErr w:type="spellStart"/>
-      <w:r>
-        <w:rPr>
-          <w:rFonts w:ascii="Arial" w:hAnsi="Arial" w:cs="Arial"/>
-          <w:sz w:val="24"/>
-          <w:szCs w:val="24"/>
-        </w:rPr>
-        <w:t>num_sentences</w:t>
-      </w:r>
-      <w:proofErr w:type="spellEnd"/>
-      <w:r>
-        <w:rPr>
-          <w:rFonts w:ascii="Arial" w:hAnsi="Arial" w:cs="Arial"/>
-          <w:sz w:val="24"/>
-          <w:szCs w:val="24"/>
-        </w:rPr>
-        <w:t>:]</w:t>
-      </w:r>
-      <w:proofErr w:type="gramStart"/>
-      <w:r>
-        <w:rPr>
-          <w:rFonts w:ascii="Arial" w:hAnsi="Arial" w:cs="Arial"/>
-          <w:sz w:val="24"/>
-          <w:szCs w:val="24"/>
-        </w:rPr>
-        <w:t>[::</w:t>
-      </w:r>
-      <w:proofErr w:type="gramEnd"/>
-      <w:r>
-        <w:rPr>
-          <w:rFonts w:ascii="Arial" w:hAnsi="Arial" w:cs="Arial"/>
-          <w:sz w:val="24"/>
-          <w:szCs w:val="24"/>
-        </w:rPr>
-        <w:t>-1]).</w:t>
+          <w:b/>
+          <w:bCs/>
+          <w:sz w:val="24"/>
+          <w:szCs w:val="24"/>
+        </w:rPr>
+        <w:t xml:space="preserve"> Estadístico Extractivo (TF-IDF):</w:t>
+      </w:r>
+      <w:r>
+        <w:rPr>
+          <w:rFonts w:ascii="Arial" w:hAnsi="Arial" w:cs="Arial"/>
+          <w:sz w:val="24"/>
+          <w:szCs w:val="24"/>
+        </w:rPr>
+        <w:t xml:space="preserve"> Como método estadístico base, se diseñó e implementó un algoritmo basado en la frecuencia de términos y frecuencia inversa de documentos (TF-IDF). Para maximizar la precisión de este enfoque, se integró un </w:t>
+      </w:r>
+      <w:r>
+        <w:rPr>
+          <w:rFonts w:ascii="Arial" w:hAnsi="Arial" w:cs="Arial"/>
+          <w:i/>
+          <w:iCs/>
+          <w:sz w:val="24"/>
+          <w:szCs w:val="24"/>
+        </w:rPr>
+        <w:t>pipeline</w:t>
+      </w:r>
+      <w:r>
+        <w:rPr>
+          <w:rFonts w:ascii="Arial" w:hAnsi="Arial" w:cs="Arial"/>
+          <w:sz w:val="24"/>
+          <w:szCs w:val="24"/>
+        </w:rPr>
+        <w:t xml:space="preserve"> de preprocesamiento lingüístico avanzado empleando la librería </w:t>
+      </w:r>
+      <w:proofErr w:type="spellStart"/>
+      <w:r>
+        <w:rPr>
+          <w:rFonts w:ascii="Arial" w:hAnsi="Arial" w:cs="Arial"/>
+          <w:b/>
+          <w:bCs/>
+          <w:sz w:val="24"/>
+          <w:szCs w:val="24"/>
+        </w:rPr>
+        <w:t>spaCy</w:t>
+      </w:r>
+      <w:proofErr w:type="spellEnd"/>
+      <w:r>
+        <w:rPr>
+          <w:rFonts w:ascii="Arial" w:hAnsi="Arial" w:cs="Arial"/>
+          <w:sz w:val="24"/>
+          <w:szCs w:val="24"/>
+        </w:rPr>
+        <w:t xml:space="preserve"> y su modelo estandarizado para español (</w:t>
+      </w:r>
+      <w:proofErr w:type="spellStart"/>
+      <w:r>
+        <w:rPr>
+          <w:rFonts w:ascii="Arial" w:hAnsi="Arial" w:cs="Arial"/>
+          <w:sz w:val="24"/>
+          <w:szCs w:val="24"/>
+        </w:rPr>
+        <w:t>es_core_news_sm</w:t>
+      </w:r>
+      <w:proofErr w:type="spellEnd"/>
+      <w:r>
+        <w:rPr>
+          <w:rFonts w:ascii="Arial" w:hAnsi="Arial" w:cs="Arial"/>
+          <w:sz w:val="24"/>
+          <w:szCs w:val="24"/>
+        </w:rPr>
+        <w:t>).</w:t>
       </w:r>
     </w:p>
     <w:p>
@@ -3164,6 +3161,234 @@
           <w:sz w:val="24"/>
           <w:szCs w:val="24"/>
         </w:rPr>
+        <w:t xml:space="preserve">Inicialmente, el documento se segmenta en oraciones. Antes de vectorizarlas, cada oración es </w:t>
+      </w:r>
+      <w:proofErr w:type="spellStart"/>
+      <w:r>
+        <w:rPr>
+          <w:rFonts w:ascii="Arial" w:hAnsi="Arial" w:cs="Arial"/>
+          <w:sz w:val="24"/>
+          <w:szCs w:val="24"/>
+        </w:rPr>
+        <w:t>tokenizada</w:t>
+      </w:r>
+      <w:proofErr w:type="spellEnd"/>
+      <w:r>
+        <w:rPr>
+          <w:rFonts w:ascii="Arial" w:hAnsi="Arial" w:cs="Arial"/>
+          <w:sz w:val="24"/>
+          <w:szCs w:val="24"/>
+        </w:rPr>
+        <w:t>, convertida a minúsculas y filtrada para eliminar signos de puntuación, espacios y palabras vacías (</w:t>
+      </w:r>
+      <w:r>
+        <w:rPr>
+          <w:rFonts w:ascii="Arial" w:hAnsi="Arial" w:cs="Arial"/>
+          <w:i/>
+          <w:iCs/>
+          <w:sz w:val="24"/>
+          <w:szCs w:val="24"/>
+        </w:rPr>
+        <w:t xml:space="preserve">stop </w:t>
+      </w:r>
+      <w:proofErr w:type="spellStart"/>
+      <w:r>
+        <w:rPr>
+          <w:rFonts w:ascii="Arial" w:hAnsi="Arial" w:cs="Arial"/>
+          <w:i/>
+          <w:iCs/>
+          <w:sz w:val="24"/>
+          <w:szCs w:val="24"/>
+        </w:rPr>
+        <w:t>words</w:t>
+      </w:r>
+      <w:proofErr w:type="spellEnd"/>
+      <w:r>
+        <w:rPr>
+          <w:rFonts w:ascii="Arial" w:hAnsi="Arial" w:cs="Arial"/>
+          <w:sz w:val="24"/>
+          <w:szCs w:val="24"/>
+        </w:rPr>
+        <w:t>). A continuación, se aplica un proceso de lematización para reducir las palabras a su raíz morfológica. Esta limpieza profunda garantiza que el algoritmo pondere el peso semántico real de los conceptos, evitando que términos auxiliares sin valor informativo distorsionen el cálculo.</w:t>
+      </w:r>
+    </w:p>
+    <w:p>
+      <w:pPr>
+        <w:ind w:left="720"/>
+        <w:rPr>
+          <w:rFonts w:ascii="Arial" w:hAnsi="Arial" w:cs="Arial"/>
+          <w:sz w:val="24"/>
+          <w:szCs w:val="24"/>
+        </w:rPr>
+      </w:pPr>
+      <w:r>
+        <w:rPr>
+          <w:rFonts w:ascii="Arial" w:hAnsi="Arial" w:cs="Arial"/>
+          <w:sz w:val="24"/>
+          <w:szCs w:val="24"/>
+        </w:rPr>
+        <w:t xml:space="preserve">Posteriormente, mediante la clase </w:t>
+      </w:r>
+      <w:proofErr w:type="spellStart"/>
+      <w:r>
+        <w:rPr>
+          <w:rFonts w:ascii="Arial" w:hAnsi="Arial" w:cs="Arial"/>
+          <w:sz w:val="24"/>
+          <w:szCs w:val="24"/>
+        </w:rPr>
+        <w:t>TfidfVectorizer</w:t>
+      </w:r>
+      <w:proofErr w:type="spellEnd"/>
+      <w:r>
+        <w:rPr>
+          <w:rFonts w:ascii="Arial" w:hAnsi="Arial" w:cs="Arial"/>
+          <w:sz w:val="24"/>
+          <w:szCs w:val="24"/>
+        </w:rPr>
+        <w:t xml:space="preserve"> de </w:t>
+      </w:r>
+      <w:proofErr w:type="spellStart"/>
+      <w:r>
+        <w:rPr>
+          <w:rFonts w:ascii="Arial" w:hAnsi="Arial" w:cs="Arial"/>
+          <w:sz w:val="24"/>
+          <w:szCs w:val="24"/>
+        </w:rPr>
+        <w:t>Scikit</w:t>
+      </w:r>
+      <w:proofErr w:type="spellEnd"/>
+      <w:r>
+        <w:rPr>
+          <w:rFonts w:ascii="Arial" w:hAnsi="Arial" w:cs="Arial"/>
+          <w:sz w:val="24"/>
+          <w:szCs w:val="24"/>
+        </w:rPr>
+        <w:t xml:space="preserve">-Learn, las oraciones limpias son transformadas en una matriz matemática </w:t>
+      </w:r>
+      <w:proofErr w:type="spellStart"/>
+      <w:r>
+        <w:rPr>
+          <w:rFonts w:ascii="Arial" w:hAnsi="Arial" w:cs="Arial"/>
+          <w:sz w:val="24"/>
+          <w:szCs w:val="24"/>
+        </w:rPr>
+        <w:t>esparsa</w:t>
+      </w:r>
+      <w:proofErr w:type="spellEnd"/>
+      <w:r>
+        <w:rPr>
+          <w:rFonts w:ascii="Arial" w:hAnsi="Arial" w:cs="Arial"/>
+          <w:sz w:val="24"/>
+          <w:szCs w:val="24"/>
+        </w:rPr>
+        <w:t>. El algoritmo calcula el peso absoluto de cada oración sumando los valores TF-IDF de sus vocablos a lo largo del eje matricial (</w:t>
+      </w:r>
+      <w:proofErr w:type="spellStart"/>
+      <w:r>
+        <w:rPr>
+          <w:rFonts w:ascii="Arial" w:hAnsi="Arial" w:cs="Arial"/>
+          <w:sz w:val="24"/>
+          <w:szCs w:val="24"/>
+        </w:rPr>
+        <w:t>tfidf_matrix.sum</w:t>
+      </w:r>
+      <w:proofErr w:type="spellEnd"/>
+      <w:r>
+        <w:rPr>
+          <w:rFonts w:ascii="Arial" w:hAnsi="Arial" w:cs="Arial"/>
+          <w:sz w:val="24"/>
+          <w:szCs w:val="24"/>
+        </w:rPr>
+        <w:t>(axis=1)). Para conformar el resumen final, se extraen los índices de las tres oraciones con la puntuación más alta (</w:t>
+      </w:r>
+      <w:proofErr w:type="spellStart"/>
+      <w:r>
+        <w:rPr>
+          <w:rFonts w:ascii="Arial" w:hAnsi="Arial" w:cs="Arial"/>
+          <w:sz w:val="24"/>
+          <w:szCs w:val="24"/>
+        </w:rPr>
+        <w:t>top_indices</w:t>
+      </w:r>
+      <w:proofErr w:type="spellEnd"/>
+      <w:r>
+        <w:rPr>
+          <w:rFonts w:ascii="Arial" w:hAnsi="Arial" w:cs="Arial"/>
+          <w:sz w:val="24"/>
+          <w:szCs w:val="24"/>
+        </w:rPr>
+        <w:t xml:space="preserve"> = </w:t>
+      </w:r>
+      <w:proofErr w:type="spellStart"/>
+      <w:r>
+        <w:rPr>
+          <w:rFonts w:ascii="Arial" w:hAnsi="Arial" w:cs="Arial"/>
+          <w:sz w:val="24"/>
+          <w:szCs w:val="24"/>
+        </w:rPr>
+        <w:t>sentence_scores.argsort</w:t>
+      </w:r>
+      <w:proofErr w:type="spellEnd"/>
+      <w:r>
+        <w:rPr>
+          <w:rFonts w:ascii="Arial" w:hAnsi="Arial" w:cs="Arial"/>
+          <w:sz w:val="24"/>
+          <w:szCs w:val="24"/>
+        </w:rPr>
+        <w:t>()[-</w:t>
+      </w:r>
+      <w:proofErr w:type="spellStart"/>
+      <w:r>
+        <w:rPr>
+          <w:rFonts w:ascii="Arial" w:hAnsi="Arial" w:cs="Arial"/>
+          <w:sz w:val="24"/>
+          <w:szCs w:val="24"/>
+        </w:rPr>
+        <w:t>num_sentences</w:t>
+      </w:r>
+      <w:proofErr w:type="spellEnd"/>
+      <w:r>
+        <w:rPr>
+          <w:rFonts w:ascii="Arial" w:hAnsi="Arial" w:cs="Arial"/>
+          <w:sz w:val="24"/>
+          <w:szCs w:val="24"/>
+        </w:rPr>
+        <w:t>:]</w:t>
+      </w:r>
+      <w:proofErr w:type="gramStart"/>
+      <w:r>
+        <w:rPr>
+          <w:rFonts w:ascii="Arial" w:hAnsi="Arial" w:cs="Arial"/>
+          <w:sz w:val="24"/>
+          <w:szCs w:val="24"/>
+        </w:rPr>
+        <w:t>[::</w:t>
+      </w:r>
+      <w:proofErr w:type="gramEnd"/>
+      <w:r>
+        <w:rPr>
+          <w:rFonts w:ascii="Arial" w:hAnsi="Arial" w:cs="Arial"/>
+          <w:sz w:val="24"/>
+          <w:szCs w:val="24"/>
+        </w:rPr>
+        <w:t>-1]).</w:t>
+      </w:r>
+    </w:p>
+    <w:p>
+      <w:pPr>
+        <w:ind w:left="720"/>
+        <w:rPr>
+          <w:rFonts w:ascii="Arial" w:hAnsi="Arial" w:cs="Arial"/>
+          <w:sz w:val="24"/>
+          <w:szCs w:val="24"/>
+        </w:rPr>
+      </w:pPr>
+      <w:r>
+        <w:rPr>
+          <w:rFonts w:ascii="Arial" w:hAnsi="Arial" w:cs="Arial"/>
+          <w:sz w:val="24"/>
+          <w:szCs w:val="24"/>
+        </w:rPr>
         <w:t>Cabe destacar dos decisiones arquitectónicas clave en esta implementación: en primer lugar, se aplicó un ordenamiento cronológico a los índices seleccionados (</w:t>
       </w:r>
       <w:proofErr w:type="spellStart"/>
@@ -3200,7 +3425,7 @@
           <w:sz w:val="24"/>
           <w:szCs w:val="24"/>
         </w:rPr>
-        <w:t>) que, ante errores de decodificación o ausencia de vocabulario válido, asegura que el programa no colapse en un entorno de producción, devolviendo por defecto las primeras oraciones del texto.</w:t>
+        <w:t>) que, ante errores de decodificación o ausencia de vocabulario válido para construir la matriz, asegura que el programa no colapse en un entorno de producción, devolviendo por defecto las primeras oraciones del texto original.</w:t>
       </w:r>
     </w:p>
     <w:p>
@@ -3309,6 +3534,7 @@
           <w:sz w:val="24"/>
           <w:szCs w:val="24"/>
         </w:rPr>
+        <w:lastRenderedPageBreak/>
         <w:t>TextRank</w:t>
       </w:r>
       <w:proofErr w:type="spellEnd"/>
@@ -3336,7 +3562,7 @@
         <w:pStyle w:val="Ttulo2"/>
         <w:ind w:firstLine="360"/>
       </w:pPr>
-      <w:bookmarkStart w:id="12" w:name="_Toc228181948"/>
+      <w:bookmarkStart w:id="12" w:name="_Toc228197026"/>
       <w:r>
         <w:t>4</w:t>
       </w:r>
@@ -3422,7 +3648,6 @@
           <w:sz w:val="24"/>
           <w:szCs w:val="24"/>
         </w:rPr>
-        <w:lastRenderedPageBreak/>
         <w:t>Inferencia Directa (Zero-</w:t>
       </w:r>
       <w:proofErr w:type="spellStart"/>
@@ -3867,8 +4092,9 @@
       <w:pPr>
         <w:pStyle w:val="Ttulo1"/>
       </w:pPr>
-      <w:bookmarkStart w:id="13" w:name="_Toc228181949"/>
-      <w:r>
+      <w:bookmarkStart w:id="13" w:name="_Toc228197027"/>
+      <w:r>
+        <w:lastRenderedPageBreak/>
         <w:t>5</w:t>
       </w:r>
       <w:r>
@@ -4119,7 +4345,6 @@
           <w:sz w:val="24"/>
           <w:szCs w:val="24"/>
         </w:rPr>
-        <w:lastRenderedPageBreak/>
         <w:t>ROUGE-L:</w:t>
       </w:r>
       <w:r>
@@ -4146,7 +4371,7 @@
       <w:pPr>
         <w:pStyle w:val="Ttulo1"/>
       </w:pPr>
-      <w:bookmarkStart w:id="14" w:name="_Toc228181950"/>
+      <w:bookmarkStart w:id="14" w:name="_Toc228197028"/>
       <w:r>
         <w:t>6</w:t>
       </w:r>
@@ -4185,7 +4410,7 @@
       <w:tblPr>
         <w:tblStyle w:val="Tablaconcuadrcula5oscura-nfasis1"/>
         <w:tblW w:w="8744" w:type="dxa"/>
-        <w:tblInd w:w="-5" w:type="dxa"/>
+        <w:jc w:val="center"/>
         <w:tblLook w:val="04A0" w:firstRow="1" w:lastRow="0" w:firstColumn="1" w:lastColumn="0" w:noHBand="0" w:noVBand="1"/>
       </w:tblPr>
       <w:tblGrid>
@@ -4199,6 +4424,7 @@
         <w:trPr>
           <w:cnfStyle w:val="100000000000" w:firstRow="1" w:lastRow="0" w:firstColumn="0" w:lastColumn="0" w:oddVBand="0" w:evenVBand="0" w:oddHBand="0" w:evenHBand="0" w:firstRowFirstColumn="0" w:firstRowLastColumn="0" w:lastRowFirstColumn="0" w:lastRowLastColumn="0"/>
           <w:trHeight w:val="638"/>
+          <w:jc w:val="center"/>
         </w:trPr>
         <w:tc>
           <w:tcPr>
@@ -4217,9 +4443,8 @@
             </w:pPr>
             <w:r>
               <w:rPr>
+                <w:rStyle w:val="Fuerte"/>
                 <w:rFonts w:ascii="Arial" w:hAnsi="Arial" w:cs="Arial"/>
-                <w:sz w:val="24"/>
-                <w:szCs w:val="24"/>
               </w:rPr>
               <w:t>Modelo</w:t>
             </w:r>
@@ -4242,11 +4467,10 @@
             </w:pPr>
             <w:r>
               <w:rPr>
+                <w:rStyle w:val="Fuerte"/>
                 <w:rFonts w:ascii="Arial" w:hAnsi="Arial" w:cs="Arial"/>
-                <w:sz w:val="24"/>
-                <w:szCs w:val="24"/>
-              </w:rPr>
-              <w:t>ROUGE-1</w:t>
+              </w:rPr>
+              <w:t>rouge1</w:t>
             </w:r>
           </w:p>
         </w:tc>
@@ -4267,11 +4491,10 @@
             </w:pPr>
             <w:r>
               <w:rPr>
+                <w:rStyle w:val="Fuerte"/>
                 <w:rFonts w:ascii="Arial" w:hAnsi="Arial" w:cs="Arial"/>
-                <w:sz w:val="24"/>
-                <w:szCs w:val="24"/>
-              </w:rPr>
-              <w:t>ROUGE-2</w:t>
+              </w:rPr>
+              <w:t>rouge2</w:t>
             </w:r>
           </w:p>
         </w:tc>
@@ -4290,14 +4513,15 @@
                 <w:szCs w:val="24"/>
               </w:rPr>
             </w:pPr>
-            <w:r>
-              <w:rPr>
+            <w:proofErr w:type="spellStart"/>
+            <w:r>
+              <w:rPr>
+                <w:rStyle w:val="Fuerte"/>
                 <w:rFonts w:ascii="Arial" w:hAnsi="Arial" w:cs="Arial"/>
-                <w:sz w:val="24"/>
-                <w:szCs w:val="24"/>
-              </w:rPr>
-              <w:t>ROUGE-L</w:t>
-            </w:r>
+              </w:rPr>
+              <w:t>rougeL</w:t>
+            </w:r>
+            <w:proofErr w:type="spellEnd"/>
           </w:p>
         </w:tc>
         <w:tc>
@@ -4315,22 +4539,13 @@
                 <w:szCs w:val="24"/>
               </w:rPr>
             </w:pPr>
-            <w:r>
-              <w:rPr>
+            <w:proofErr w:type="spellStart"/>
+            <w:r>
+              <w:rPr>
+                <w:rStyle w:val="Fuerte"/>
                 <w:rFonts w:ascii="Arial" w:hAnsi="Arial" w:cs="Arial"/>
-                <w:sz w:val="24"/>
-                <w:szCs w:val="24"/>
-              </w:rPr>
-              <w:t>ROUGE-</w:t>
-            </w:r>
-            <w:proofErr w:type="spellStart"/>
-            <w:r>
-              <w:rPr>
-                <w:rFonts w:ascii="Arial" w:hAnsi="Arial" w:cs="Arial"/>
-                <w:sz w:val="24"/>
-                <w:szCs w:val="24"/>
-              </w:rPr>
-              <w:t>Lsum</w:t>
+              </w:rPr>
+              <w:t>rougeLsum</w:t>
             </w:r>
             <w:proofErr w:type="spellEnd"/>
           </w:p>
@@ -4340,6 +4555,7 @@
         <w:trPr>
           <w:cnfStyle w:val="000000100000" w:firstRow="0" w:lastRow="0" w:firstColumn="0" w:lastColumn="0" w:oddVBand="0" w:evenVBand="0" w:oddHBand="1" w:evenHBand="0" w:firstRowFirstColumn="0" w:firstRowLastColumn="0" w:lastRowFirstColumn="0" w:lastRowLastColumn="0"/>
           <w:trHeight w:val="337"/>
+          <w:jc w:val="center"/>
         </w:trPr>
         <w:tc>
           <w:tcPr>
@@ -4359,11 +4575,17 @@
             <w:r>
               <w:rPr>
                 <w:rFonts w:ascii="Arial" w:hAnsi="Arial" w:cs="Arial"/>
-                <w:sz w:val="24"/>
-                <w:szCs w:val="24"/>
-              </w:rPr>
-              <w:t>Lead-3</w:t>
-            </w:r>
+              </w:rPr>
+              <w:t>mT5 Fine-</w:t>
+            </w:r>
+            <w:proofErr w:type="spellStart"/>
+            <w:r>
+              <w:rPr>
+                <w:rFonts w:ascii="Arial" w:hAnsi="Arial" w:cs="Arial"/>
+              </w:rPr>
+              <w:t>Tuned</w:t>
+            </w:r>
+            <w:proofErr w:type="spellEnd"/>
           </w:p>
         </w:tc>
         <w:tc>
@@ -4383,10 +4605,8 @@
             <w:r>
               <w:rPr>
                 <w:rFonts w:ascii="Arial" w:hAnsi="Arial" w:cs="Arial"/>
-                <w:sz w:val="24"/>
-                <w:szCs w:val="24"/>
-              </w:rPr>
-              <w:t>0.2077</w:t>
+              </w:rPr>
+              <w:t>0.244867</w:t>
             </w:r>
           </w:p>
         </w:tc>
@@ -4407,10 +4627,8 @@
             <w:r>
               <w:rPr>
                 <w:rFonts w:ascii="Arial" w:hAnsi="Arial" w:cs="Arial"/>
-                <w:sz w:val="24"/>
-                <w:szCs w:val="24"/>
-              </w:rPr>
-              <w:t>0.0654</w:t>
+              </w:rPr>
+              <w:t>0.062989</w:t>
             </w:r>
           </w:p>
         </w:tc>
@@ -4431,10 +4649,8 @@
             <w:r>
               <w:rPr>
                 <w:rFonts w:ascii="Arial" w:hAnsi="Arial" w:cs="Arial"/>
-                <w:sz w:val="24"/>
-                <w:szCs w:val="24"/>
-              </w:rPr>
-              <w:t>0.1491</w:t>
+              </w:rPr>
+              <w:t>0.184271</w:t>
             </w:r>
           </w:p>
         </w:tc>
@@ -4455,10 +4671,8 @@
             <w:r>
               <w:rPr>
                 <w:rFonts w:ascii="Arial" w:hAnsi="Arial" w:cs="Arial"/>
-                <w:sz w:val="24"/>
-                <w:szCs w:val="24"/>
-              </w:rPr>
-              <w:t>0.1492</w:t>
+              </w:rPr>
+              <w:t>0.184381</w:t>
             </w:r>
           </w:p>
         </w:tc>
@@ -4466,11 +4680,13 @@
       <w:tr>
         <w:trPr>
           <w:trHeight w:val="318"/>
+          <w:jc w:val="center"/>
         </w:trPr>
         <w:tc>
           <w:tcPr>
             <w:cnfStyle w:val="001000000000" w:firstRow="0" w:lastRow="0" w:firstColumn="1" w:lastColumn="0" w:oddVBand="0" w:evenVBand="0" w:oddHBand="0" w:evenHBand="0" w:firstRowFirstColumn="0" w:firstRowLastColumn="0" w:lastRowFirstColumn="0" w:lastRowLastColumn="0"/>
             <w:tcW w:w="1748" w:type="dxa"/>
+            <w:vAlign w:val="center"/>
           </w:tcPr>
           <w:p>
             <w:pPr>
@@ -4481,14 +4697,136 @@
                 <w:szCs w:val="24"/>
               </w:rPr>
             </w:pPr>
-            <w:proofErr w:type="spellStart"/>
-            <w:r>
+            <w:r>
+              <w:rPr>
+                <w:rFonts w:ascii="Arial" w:hAnsi="Arial" w:cs="Arial"/>
+              </w:rPr>
+              <w:t>mT5 IIC</w:t>
+            </w:r>
+          </w:p>
+        </w:tc>
+        <w:tc>
+          <w:tcPr>
+            <w:tcW w:w="1749" w:type="dxa"/>
+            <w:vAlign w:val="center"/>
+          </w:tcPr>
+          <w:p>
+            <w:pPr>
+              <w:cnfStyle w:val="000000000000" w:firstRow="0" w:lastRow="0" w:firstColumn="0" w:lastColumn="0" w:oddVBand="0" w:evenVBand="0" w:oddHBand="0" w:evenHBand="0" w:firstRowFirstColumn="0" w:firstRowLastColumn="0" w:lastRowFirstColumn="0" w:lastRowLastColumn="0"/>
               <w:rPr>
                 <w:rFonts w:ascii="Arial" w:hAnsi="Arial" w:cs="Arial"/>
                 <w:sz w:val="24"/>
                 <w:szCs w:val="24"/>
               </w:rPr>
-              <w:t>TextRank</w:t>
+            </w:pPr>
+            <w:r>
+              <w:rPr>
+                <w:rFonts w:ascii="Arial" w:hAnsi="Arial" w:cs="Arial"/>
+              </w:rPr>
+              <w:t>0.243608</w:t>
+            </w:r>
+          </w:p>
+        </w:tc>
+        <w:tc>
+          <w:tcPr>
+            <w:tcW w:w="1749" w:type="dxa"/>
+            <w:vAlign w:val="center"/>
+          </w:tcPr>
+          <w:p>
+            <w:pPr>
+              <w:cnfStyle w:val="000000000000" w:firstRow="0" w:lastRow="0" w:firstColumn="0" w:lastColumn="0" w:oddVBand="0" w:evenVBand="0" w:oddHBand="0" w:evenHBand="0" w:firstRowFirstColumn="0" w:firstRowLastColumn="0" w:lastRowFirstColumn="0" w:lastRowLastColumn="0"/>
+              <w:rPr>
+                <w:rFonts w:ascii="Arial" w:hAnsi="Arial" w:cs="Arial"/>
+                <w:sz w:val="24"/>
+                <w:szCs w:val="24"/>
+              </w:rPr>
+            </w:pPr>
+            <w:r>
+              <w:rPr>
+                <w:rFonts w:ascii="Arial" w:hAnsi="Arial" w:cs="Arial"/>
+              </w:rPr>
+              <w:t>0.055758</w:t>
+            </w:r>
+          </w:p>
+        </w:tc>
+        <w:tc>
+          <w:tcPr>
+            <w:tcW w:w="1749" w:type="dxa"/>
+            <w:vAlign w:val="center"/>
+          </w:tcPr>
+          <w:p>
+            <w:pPr>
+              <w:cnfStyle w:val="000000000000" w:firstRow="0" w:lastRow="0" w:firstColumn="0" w:lastColumn="0" w:oddVBand="0" w:evenVBand="0" w:oddHBand="0" w:evenHBand="0" w:firstRowFirstColumn="0" w:firstRowLastColumn="0" w:lastRowFirstColumn="0" w:lastRowLastColumn="0"/>
+              <w:rPr>
+                <w:rFonts w:ascii="Arial" w:hAnsi="Arial" w:cs="Arial"/>
+                <w:sz w:val="24"/>
+                <w:szCs w:val="24"/>
+              </w:rPr>
+            </w:pPr>
+            <w:r>
+              <w:rPr>
+                <w:rFonts w:ascii="Arial" w:hAnsi="Arial" w:cs="Arial"/>
+              </w:rPr>
+              <w:t>0.180775</w:t>
+            </w:r>
+          </w:p>
+        </w:tc>
+        <w:tc>
+          <w:tcPr>
+            <w:tcW w:w="1749" w:type="dxa"/>
+            <w:vAlign w:val="center"/>
+          </w:tcPr>
+          <w:p>
+            <w:pPr>
+              <w:cnfStyle w:val="000000000000" w:firstRow="0" w:lastRow="0" w:firstColumn="0" w:lastColumn="0" w:oddVBand="0" w:evenVBand="0" w:oddHBand="0" w:evenHBand="0" w:firstRowFirstColumn="0" w:firstRowLastColumn="0" w:lastRowFirstColumn="0" w:lastRowLastColumn="0"/>
+              <w:rPr>
+                <w:rFonts w:ascii="Arial" w:hAnsi="Arial" w:cs="Arial"/>
+                <w:sz w:val="24"/>
+                <w:szCs w:val="24"/>
+              </w:rPr>
+            </w:pPr>
+            <w:r>
+              <w:rPr>
+                <w:rFonts w:ascii="Arial" w:hAnsi="Arial" w:cs="Arial"/>
+              </w:rPr>
+              <w:t>0.180570</w:t>
+            </w:r>
+          </w:p>
+        </w:tc>
+      </w:tr>
+      <w:tr>
+        <w:trPr>
+          <w:cnfStyle w:val="000000100000" w:firstRow="0" w:lastRow="0" w:firstColumn="0" w:lastColumn="0" w:oddVBand="0" w:evenVBand="0" w:oddHBand="1" w:evenHBand="0" w:firstRowFirstColumn="0" w:firstRowLastColumn="0" w:lastRowFirstColumn="0" w:lastRowLastColumn="0"/>
+          <w:trHeight w:val="638"/>
+          <w:jc w:val="center"/>
+        </w:trPr>
+        <w:tc>
+          <w:tcPr>
+            <w:cnfStyle w:val="001000000000" w:firstRow="0" w:lastRow="0" w:firstColumn="1" w:lastColumn="0" w:oddVBand="0" w:evenVBand="0" w:oddHBand="0" w:evenHBand="0" w:firstRowFirstColumn="0" w:firstRowLastColumn="0" w:lastRowFirstColumn="0" w:lastRowLastColumn="0"/>
+            <w:tcW w:w="1748" w:type="dxa"/>
+            <w:vAlign w:val="center"/>
+          </w:tcPr>
+          <w:p>
+            <w:pPr>
+              <w:jc w:val="center"/>
+              <w:rPr>
+                <w:rFonts w:ascii="Arial" w:hAnsi="Arial" w:cs="Arial"/>
+                <w:sz w:val="24"/>
+                <w:szCs w:val="24"/>
+              </w:rPr>
+            </w:pPr>
+            <w:r>
+              <w:rPr>
+                <w:rFonts w:ascii="Arial" w:hAnsi="Arial" w:cs="Arial"/>
+              </w:rPr>
+              <w:t xml:space="preserve">mT5 </w:t>
+            </w:r>
+            <w:proofErr w:type="spellStart"/>
+            <w:r>
+              <w:rPr>
+                <w:rFonts w:ascii="Arial" w:hAnsi="Arial" w:cs="Arial"/>
+              </w:rPr>
+              <w:t>XLSum</w:t>
             </w:r>
             <w:proofErr w:type="spellEnd"/>
           </w:p>
@@ -4500,7 +4838,7 @@
           </w:tcPr>
           <w:p>
             <w:pPr>
-              <w:cnfStyle w:val="000000000000" w:firstRow="0" w:lastRow="0" w:firstColumn="0" w:lastColumn="0" w:oddVBand="0" w:evenVBand="0" w:oddHBand="0" w:evenHBand="0" w:firstRowFirstColumn="0" w:firstRowLastColumn="0" w:lastRowFirstColumn="0" w:lastRowLastColumn="0"/>
+              <w:cnfStyle w:val="000000100000" w:firstRow="0" w:lastRow="0" w:firstColumn="0" w:lastColumn="0" w:oddVBand="0" w:evenVBand="0" w:oddHBand="1" w:evenHBand="0" w:firstRowFirstColumn="0" w:firstRowLastColumn="0" w:lastRowFirstColumn="0" w:lastRowLastColumn="0"/>
               <w:rPr>
                 <w:rFonts w:ascii="Arial" w:hAnsi="Arial" w:cs="Arial"/>
                 <w:sz w:val="24"/>
@@ -4510,10 +4848,103 @@
             <w:r>
               <w:rPr>
                 <w:rFonts w:ascii="Arial" w:hAnsi="Arial" w:cs="Arial"/>
+              </w:rPr>
+              <w:t>0.227841</w:t>
+            </w:r>
+          </w:p>
+        </w:tc>
+        <w:tc>
+          <w:tcPr>
+            <w:tcW w:w="1749" w:type="dxa"/>
+            <w:vAlign w:val="center"/>
+          </w:tcPr>
+          <w:p>
+            <w:pPr>
+              <w:cnfStyle w:val="000000100000" w:firstRow="0" w:lastRow="0" w:firstColumn="0" w:lastColumn="0" w:oddVBand="0" w:evenVBand="0" w:oddHBand="1" w:evenHBand="0" w:firstRowFirstColumn="0" w:firstRowLastColumn="0" w:lastRowFirstColumn="0" w:lastRowLastColumn="0"/>
+              <w:rPr>
+                <w:rFonts w:ascii="Arial" w:hAnsi="Arial" w:cs="Arial"/>
                 <w:sz w:val="24"/>
                 <w:szCs w:val="24"/>
               </w:rPr>
-              <w:t>0.1909</w:t>
+            </w:pPr>
+            <w:r>
+              <w:rPr>
+                <w:rFonts w:ascii="Arial" w:hAnsi="Arial" w:cs="Arial"/>
+              </w:rPr>
+              <w:t>0.051977</w:t>
+            </w:r>
+          </w:p>
+        </w:tc>
+        <w:tc>
+          <w:tcPr>
+            <w:tcW w:w="1749" w:type="dxa"/>
+            <w:vAlign w:val="center"/>
+          </w:tcPr>
+          <w:p>
+            <w:pPr>
+              <w:cnfStyle w:val="000000100000" w:firstRow="0" w:lastRow="0" w:firstColumn="0" w:lastColumn="0" w:oddVBand="0" w:evenVBand="0" w:oddHBand="1" w:evenHBand="0" w:firstRowFirstColumn="0" w:firstRowLastColumn="0" w:lastRowFirstColumn="0" w:lastRowLastColumn="0"/>
+              <w:rPr>
+                <w:rFonts w:ascii="Arial" w:hAnsi="Arial" w:cs="Arial"/>
+                <w:sz w:val="24"/>
+                <w:szCs w:val="24"/>
+              </w:rPr>
+            </w:pPr>
+            <w:r>
+              <w:rPr>
+                <w:rFonts w:ascii="Arial" w:hAnsi="Arial" w:cs="Arial"/>
+              </w:rPr>
+              <w:t>0.169959</w:t>
+            </w:r>
+          </w:p>
+        </w:tc>
+        <w:tc>
+          <w:tcPr>
+            <w:tcW w:w="1749" w:type="dxa"/>
+            <w:vAlign w:val="center"/>
+          </w:tcPr>
+          <w:p>
+            <w:pPr>
+              <w:cnfStyle w:val="000000100000" w:firstRow="0" w:lastRow="0" w:firstColumn="0" w:lastColumn="0" w:oddVBand="0" w:evenVBand="0" w:oddHBand="1" w:evenHBand="0" w:firstRowFirstColumn="0" w:firstRowLastColumn="0" w:lastRowFirstColumn="0" w:lastRowLastColumn="0"/>
+              <w:rPr>
+                <w:rFonts w:ascii="Arial" w:hAnsi="Arial" w:cs="Arial"/>
+                <w:sz w:val="24"/>
+                <w:szCs w:val="24"/>
+              </w:rPr>
+            </w:pPr>
+            <w:r>
+              <w:rPr>
+                <w:rFonts w:ascii="Arial" w:hAnsi="Arial" w:cs="Arial"/>
+              </w:rPr>
+              <w:t>0.170048</w:t>
+            </w:r>
+          </w:p>
+        </w:tc>
+      </w:tr>
+      <w:tr>
+        <w:trPr>
+          <w:trHeight w:val="638"/>
+          <w:jc w:val="center"/>
+        </w:trPr>
+        <w:tc>
+          <w:tcPr>
+            <w:cnfStyle w:val="001000000000" w:firstRow="0" w:lastRow="0" w:firstColumn="1" w:lastColumn="0" w:oddVBand="0" w:evenVBand="0" w:oddHBand="0" w:evenHBand="0" w:firstRowFirstColumn="0" w:firstRowLastColumn="0" w:lastRowFirstColumn="0" w:lastRowLastColumn="0"/>
+            <w:tcW w:w="1748" w:type="dxa"/>
+            <w:vAlign w:val="center"/>
+          </w:tcPr>
+          <w:p>
+            <w:pPr>
+              <w:jc w:val="center"/>
+              <w:rPr>
+                <w:rFonts w:ascii="Arial" w:hAnsi="Arial" w:cs="Arial"/>
+                <w:sz w:val="24"/>
+                <w:szCs w:val="24"/>
+              </w:rPr>
+            </w:pPr>
+            <w:r>
+              <w:rPr>
+                <w:rFonts w:ascii="Arial" w:hAnsi="Arial" w:cs="Arial"/>
+              </w:rPr>
+              <w:t>Lead-3</w:t>
             </w:r>
           </w:p>
         </w:tc>
@@ -4534,10 +4965,8 @@
             <w:r>
               <w:rPr>
                 <w:rFonts w:ascii="Arial" w:hAnsi="Arial" w:cs="Arial"/>
-                <w:sz w:val="24"/>
-                <w:szCs w:val="24"/>
-              </w:rPr>
-              <w:t>0.0618</w:t>
+              </w:rPr>
+              <w:t>0.207654</w:t>
             </w:r>
           </w:p>
         </w:tc>
@@ -4558,10 +4987,8 @@
             <w:r>
               <w:rPr>
                 <w:rFonts w:ascii="Arial" w:hAnsi="Arial" w:cs="Arial"/>
-                <w:sz w:val="24"/>
-                <w:szCs w:val="24"/>
-              </w:rPr>
-              <w:t>0.1385</w:t>
+              </w:rPr>
+              <w:t>0.065776</w:t>
             </w:r>
           </w:p>
         </w:tc>
@@ -4582,10 +5009,30 @@
             <w:r>
               <w:rPr>
                 <w:rFonts w:ascii="Arial" w:hAnsi="Arial" w:cs="Arial"/>
+              </w:rPr>
+              <w:t>0.149273</w:t>
+            </w:r>
+          </w:p>
+        </w:tc>
+        <w:tc>
+          <w:tcPr>
+            <w:tcW w:w="1749" w:type="dxa"/>
+            <w:vAlign w:val="center"/>
+          </w:tcPr>
+          <w:p>
+            <w:pPr>
+              <w:cnfStyle w:val="000000000000" w:firstRow="0" w:lastRow="0" w:firstColumn="0" w:lastColumn="0" w:oddVBand="0" w:evenVBand="0" w:oddHBand="0" w:evenHBand="0" w:firstRowFirstColumn="0" w:firstRowLastColumn="0" w:lastRowFirstColumn="0" w:lastRowLastColumn="0"/>
+              <w:rPr>
+                <w:rFonts w:ascii="Arial" w:hAnsi="Arial" w:cs="Arial"/>
                 <w:sz w:val="24"/>
                 <w:szCs w:val="24"/>
               </w:rPr>
-              <w:t>0.1386</w:t>
+            </w:pPr>
+            <w:r>
+              <w:rPr>
+                <w:rFonts w:ascii="Arial" w:hAnsi="Arial" w:cs="Arial"/>
+              </w:rPr>
+              <w:t>0.149367</w:t>
             </w:r>
           </w:p>
         </w:tc>
@@ -4594,6 +5041,7 @@
         <w:trPr>
           <w:cnfStyle w:val="000000100000" w:firstRow="0" w:lastRow="0" w:firstColumn="0" w:lastColumn="0" w:oddVBand="0" w:evenVBand="0" w:oddHBand="1" w:evenHBand="0" w:firstRowFirstColumn="0" w:firstRowLastColumn="0" w:lastRowFirstColumn="0" w:lastRowLastColumn="0"/>
           <w:trHeight w:val="638"/>
+          <w:jc w:val="center"/>
         </w:trPr>
         <w:tc>
           <w:tcPr>
@@ -4610,14 +5058,14 @@
                 <w:szCs w:val="24"/>
               </w:rPr>
             </w:pPr>
+            <w:proofErr w:type="spellStart"/>
             <w:r>
               <w:rPr>
                 <w:rFonts w:ascii="Arial" w:hAnsi="Arial" w:cs="Arial"/>
-                <w:sz w:val="24"/>
-                <w:szCs w:val="24"/>
-              </w:rPr>
-              <w:t>mT5 Generativo</w:t>
-            </w:r>
+              </w:rPr>
+              <w:t>TextRank</w:t>
+            </w:r>
+            <w:proofErr w:type="spellEnd"/>
           </w:p>
         </w:tc>
         <w:tc>
@@ -4637,10 +5085,8 @@
             <w:r>
               <w:rPr>
                 <w:rFonts w:ascii="Arial" w:hAnsi="Arial" w:cs="Arial"/>
-                <w:sz w:val="24"/>
-                <w:szCs w:val="24"/>
-              </w:rPr>
-              <w:t>0.2371</w:t>
+              </w:rPr>
+              <w:t>0.191095</w:t>
             </w:r>
           </w:p>
         </w:tc>
@@ -4661,10 +5107,8 @@
             <w:r>
               <w:rPr>
                 <w:rFonts w:ascii="Arial" w:hAnsi="Arial" w:cs="Arial"/>
-                <w:sz w:val="24"/>
-                <w:szCs w:val="24"/>
-              </w:rPr>
-              <w:t>0.0566</w:t>
+              </w:rPr>
+              <w:t>0.061951</w:t>
             </w:r>
           </w:p>
         </w:tc>
@@ -4685,10 +5129,8 @@
             <w:r>
               <w:rPr>
                 <w:rFonts w:ascii="Arial" w:hAnsi="Arial" w:cs="Arial"/>
-                <w:sz w:val="24"/>
-                <w:szCs w:val="24"/>
-              </w:rPr>
-              <w:t>0.1756</w:t>
+              </w:rPr>
+              <w:t>0.138480</w:t>
             </w:r>
           </w:p>
         </w:tc>
@@ -4709,274 +5151,9 @@
             <w:r>
               <w:rPr>
                 <w:rFonts w:ascii="Arial" w:hAnsi="Arial" w:cs="Arial"/>
-                <w:sz w:val="24"/>
-                <w:szCs w:val="24"/>
-              </w:rPr>
-              <w:t>0.1759</w:t>
-            </w:r>
-          </w:p>
-        </w:tc>
-      </w:tr>
-      <w:tr>
-        <w:trPr>
-          <w:trHeight w:val="638"/>
-        </w:trPr>
-        <w:tc>
-          <w:tcPr>
-            <w:cnfStyle w:val="001000000000" w:firstRow="0" w:lastRow="0" w:firstColumn="1" w:lastColumn="0" w:oddVBand="0" w:evenVBand="0" w:oddHBand="0" w:evenHBand="0" w:firstRowFirstColumn="0" w:firstRowLastColumn="0" w:lastRowFirstColumn="0" w:lastRowLastColumn="0"/>
-            <w:tcW w:w="1748" w:type="dxa"/>
-            <w:vAlign w:val="center"/>
-          </w:tcPr>
-          <w:p>
-            <w:pPr>
-              <w:jc w:val="center"/>
-              <w:rPr>
-                <w:rFonts w:ascii="Arial" w:hAnsi="Arial" w:cs="Arial"/>
-                <w:sz w:val="24"/>
-                <w:szCs w:val="24"/>
-              </w:rPr>
-            </w:pPr>
-            <w:r>
-              <w:rPr>
-                <w:rFonts w:ascii="Arial" w:hAnsi="Arial" w:cs="Arial"/>
-                <w:sz w:val="24"/>
-                <w:szCs w:val="24"/>
-              </w:rPr>
-              <w:t>mT5 (Zero-</w:t>
-            </w:r>
-            <w:proofErr w:type="spellStart"/>
-            <w:r>
-              <w:rPr>
-                <w:rFonts w:ascii="Arial" w:hAnsi="Arial" w:cs="Arial"/>
-                <w:sz w:val="24"/>
-                <w:szCs w:val="24"/>
-              </w:rPr>
-              <w:t>Shot</w:t>
-            </w:r>
-            <w:proofErr w:type="spellEnd"/>
-            <w:r>
-              <w:rPr>
-                <w:rFonts w:ascii="Arial" w:hAnsi="Arial" w:cs="Arial"/>
-                <w:sz w:val="24"/>
-                <w:szCs w:val="24"/>
-              </w:rPr>
-              <w:t xml:space="preserve"> / Inferencia Directa)</w:t>
-            </w:r>
-          </w:p>
-        </w:tc>
-        <w:tc>
-          <w:tcPr>
-            <w:tcW w:w="1749" w:type="dxa"/>
-            <w:vAlign w:val="center"/>
-          </w:tcPr>
-          <w:p>
-            <w:pPr>
-              <w:cnfStyle w:val="000000000000" w:firstRow="0" w:lastRow="0" w:firstColumn="0" w:lastColumn="0" w:oddVBand="0" w:evenVBand="0" w:oddHBand="0" w:evenHBand="0" w:firstRowFirstColumn="0" w:firstRowLastColumn="0" w:lastRowFirstColumn="0" w:lastRowLastColumn="0"/>
-              <w:rPr>
-                <w:rFonts w:ascii="Arial" w:hAnsi="Arial" w:cs="Arial"/>
-                <w:sz w:val="24"/>
-                <w:szCs w:val="24"/>
-              </w:rPr>
-            </w:pPr>
-            <w:r>
-              <w:rPr>
-                <w:rFonts w:ascii="Arial" w:hAnsi="Arial" w:cs="Arial"/>
-                <w:sz w:val="24"/>
-                <w:szCs w:val="24"/>
-              </w:rPr>
-              <w:t>0.2216</w:t>
-            </w:r>
-          </w:p>
-        </w:tc>
-        <w:tc>
-          <w:tcPr>
-            <w:tcW w:w="1749" w:type="dxa"/>
-            <w:vAlign w:val="center"/>
-          </w:tcPr>
-          <w:p>
-            <w:pPr>
-              <w:cnfStyle w:val="000000000000" w:firstRow="0" w:lastRow="0" w:firstColumn="0" w:lastColumn="0" w:oddVBand="0" w:evenVBand="0" w:oddHBand="0" w:evenHBand="0" w:firstRowFirstColumn="0" w:firstRowLastColumn="0" w:lastRowFirstColumn="0" w:lastRowLastColumn="0"/>
-              <w:rPr>
-                <w:rFonts w:ascii="Arial" w:hAnsi="Arial" w:cs="Arial"/>
-                <w:sz w:val="24"/>
-                <w:szCs w:val="24"/>
-              </w:rPr>
-            </w:pPr>
-            <w:r>
-              <w:rPr>
-                <w:rFonts w:ascii="Arial" w:hAnsi="Arial" w:cs="Arial"/>
-                <w:sz w:val="24"/>
-                <w:szCs w:val="24"/>
-              </w:rPr>
-              <w:t>0.0543</w:t>
-            </w:r>
-          </w:p>
-        </w:tc>
-        <w:tc>
-          <w:tcPr>
-            <w:tcW w:w="1749" w:type="dxa"/>
-            <w:vAlign w:val="center"/>
-          </w:tcPr>
-          <w:p>
-            <w:pPr>
-              <w:cnfStyle w:val="000000000000" w:firstRow="0" w:lastRow="0" w:firstColumn="0" w:lastColumn="0" w:oddVBand="0" w:evenVBand="0" w:oddHBand="0" w:evenHBand="0" w:firstRowFirstColumn="0" w:firstRowLastColumn="0" w:lastRowFirstColumn="0" w:lastRowLastColumn="0"/>
-              <w:rPr>
-                <w:rFonts w:ascii="Arial" w:hAnsi="Arial" w:cs="Arial"/>
-                <w:sz w:val="24"/>
-                <w:szCs w:val="24"/>
-              </w:rPr>
-            </w:pPr>
-            <w:r>
-              <w:rPr>
-                <w:rFonts w:ascii="Arial" w:hAnsi="Arial" w:cs="Arial"/>
-                <w:sz w:val="24"/>
-                <w:szCs w:val="24"/>
-              </w:rPr>
-              <w:t>0.1741</w:t>
-            </w:r>
-          </w:p>
-        </w:tc>
-        <w:tc>
-          <w:tcPr>
-            <w:tcW w:w="1749" w:type="dxa"/>
-            <w:vAlign w:val="center"/>
-          </w:tcPr>
-          <w:p>
-            <w:pPr>
-              <w:cnfStyle w:val="000000000000" w:firstRow="0" w:lastRow="0" w:firstColumn="0" w:lastColumn="0" w:oddVBand="0" w:evenVBand="0" w:oddHBand="0" w:evenHBand="0" w:firstRowFirstColumn="0" w:firstRowLastColumn="0" w:lastRowFirstColumn="0" w:lastRowLastColumn="0"/>
-              <w:rPr>
-                <w:rFonts w:ascii="Arial" w:hAnsi="Arial" w:cs="Arial"/>
-                <w:sz w:val="24"/>
-                <w:szCs w:val="24"/>
-              </w:rPr>
-            </w:pPr>
-          </w:p>
-        </w:tc>
-      </w:tr>
-      <w:tr>
-        <w:trPr>
-          <w:cnfStyle w:val="000000100000" w:firstRow="0" w:lastRow="0" w:firstColumn="0" w:lastColumn="0" w:oddVBand="0" w:evenVBand="0" w:oddHBand="1" w:evenHBand="0" w:firstRowFirstColumn="0" w:firstRowLastColumn="0" w:lastRowFirstColumn="0" w:lastRowLastColumn="0"/>
-          <w:trHeight w:val="638"/>
-        </w:trPr>
-        <w:tc>
-          <w:tcPr>
-            <w:cnfStyle w:val="001000000000" w:firstRow="0" w:lastRow="0" w:firstColumn="1" w:lastColumn="0" w:oddVBand="0" w:evenVBand="0" w:oddHBand="0" w:evenHBand="0" w:firstRowFirstColumn="0" w:firstRowLastColumn="0" w:lastRowFirstColumn="0" w:lastRowLastColumn="0"/>
-            <w:tcW w:w="1748" w:type="dxa"/>
-            <w:vAlign w:val="center"/>
-          </w:tcPr>
-          <w:p>
-            <w:pPr>
-              <w:jc w:val="center"/>
-              <w:rPr>
-                <w:rFonts w:ascii="Arial" w:hAnsi="Arial" w:cs="Arial"/>
-                <w:sz w:val="24"/>
-                <w:szCs w:val="24"/>
-              </w:rPr>
-            </w:pPr>
-            <w:r>
-              <w:rPr>
-                <w:rFonts w:ascii="Arial" w:hAnsi="Arial" w:cs="Arial"/>
-                <w:sz w:val="24"/>
-                <w:szCs w:val="24"/>
-              </w:rPr>
-              <w:t>mT5 Generativo (Ajuste Fino</w:t>
-            </w:r>
-            <w:r>
-              <w:rPr>
-                <w:rFonts w:ascii="Arial" w:hAnsi="Arial" w:cs="Arial"/>
-                <w:sz w:val="24"/>
-                <w:szCs w:val="24"/>
-              </w:rPr>
-              <w:t>)</w:t>
-            </w:r>
-          </w:p>
-        </w:tc>
-        <w:tc>
-          <w:tcPr>
-            <w:tcW w:w="1749" w:type="dxa"/>
-            <w:vAlign w:val="center"/>
-          </w:tcPr>
-          <w:p>
-            <w:pPr>
-              <w:cnfStyle w:val="000000100000" w:firstRow="0" w:lastRow="0" w:firstColumn="0" w:lastColumn="0" w:oddVBand="0" w:evenVBand="0" w:oddHBand="1" w:evenHBand="0" w:firstRowFirstColumn="0" w:firstRowLastColumn="0" w:lastRowFirstColumn="0" w:lastRowLastColumn="0"/>
-              <w:rPr>
-                <w:rFonts w:ascii="Arial" w:hAnsi="Arial" w:cs="Arial"/>
-                <w:sz w:val="24"/>
-                <w:szCs w:val="24"/>
-              </w:rPr>
-            </w:pPr>
-            <w:r>
-              <w:rPr>
-                <w:rFonts w:ascii="Arial" w:hAnsi="Arial" w:cs="Arial"/>
-                <w:sz w:val="24"/>
-                <w:szCs w:val="24"/>
-              </w:rPr>
-              <w:t>0.2371</w:t>
-            </w:r>
-          </w:p>
-        </w:tc>
-        <w:tc>
-          <w:tcPr>
-            <w:tcW w:w="1749" w:type="dxa"/>
-            <w:vAlign w:val="center"/>
-          </w:tcPr>
-          <w:p>
-            <w:pPr>
-              <w:cnfStyle w:val="000000100000" w:firstRow="0" w:lastRow="0" w:firstColumn="0" w:lastColumn="0" w:oddVBand="0" w:evenVBand="0" w:oddHBand="1" w:evenHBand="0" w:firstRowFirstColumn="0" w:firstRowLastColumn="0" w:lastRowFirstColumn="0" w:lastRowLastColumn="0"/>
-              <w:rPr>
-                <w:rFonts w:ascii="Arial" w:hAnsi="Arial" w:cs="Arial"/>
-                <w:sz w:val="24"/>
-                <w:szCs w:val="24"/>
-              </w:rPr>
-            </w:pPr>
-            <w:r>
-              <w:rPr>
-                <w:rFonts w:ascii="Arial" w:hAnsi="Arial" w:cs="Arial"/>
-                <w:sz w:val="24"/>
-                <w:szCs w:val="24"/>
-              </w:rPr>
-              <w:t>0.0566</w:t>
-            </w:r>
-          </w:p>
-        </w:tc>
-        <w:tc>
-          <w:tcPr>
-            <w:tcW w:w="1749" w:type="dxa"/>
-            <w:vAlign w:val="center"/>
-          </w:tcPr>
-          <w:p>
-            <w:pPr>
-              <w:cnfStyle w:val="000000100000" w:firstRow="0" w:lastRow="0" w:firstColumn="0" w:lastColumn="0" w:oddVBand="0" w:evenVBand="0" w:oddHBand="1" w:evenHBand="0" w:firstRowFirstColumn="0" w:firstRowLastColumn="0" w:lastRowFirstColumn="0" w:lastRowLastColumn="0"/>
-              <w:rPr>
-                <w:rFonts w:ascii="Arial" w:hAnsi="Arial" w:cs="Arial"/>
-                <w:sz w:val="24"/>
-                <w:szCs w:val="24"/>
-              </w:rPr>
-            </w:pPr>
-            <w:r>
-              <w:rPr>
-                <w:rFonts w:ascii="Arial" w:hAnsi="Arial" w:cs="Arial"/>
-                <w:sz w:val="24"/>
-                <w:szCs w:val="24"/>
-              </w:rPr>
-              <w:t>0.1756</w:t>
-            </w:r>
-          </w:p>
-        </w:tc>
-        <w:tc>
-          <w:tcPr>
-            <w:tcW w:w="1749" w:type="dxa"/>
-            <w:vAlign w:val="center"/>
-          </w:tcPr>
-          <w:p>
-            <w:pPr>
-              <w:cnfStyle w:val="000000100000" w:firstRow="0" w:lastRow="0" w:firstColumn="0" w:lastColumn="0" w:oddVBand="0" w:evenVBand="0" w:oddHBand="1" w:evenHBand="0" w:firstRowFirstColumn="0" w:firstRowLastColumn="0" w:lastRowFirstColumn="0" w:lastRowLastColumn="0"/>
-              <w:rPr>
-                <w:rFonts w:ascii="Arial" w:hAnsi="Arial" w:cs="Arial"/>
-                <w:sz w:val="24"/>
-                <w:szCs w:val="24"/>
-              </w:rPr>
-            </w:pPr>
+              </w:rPr>
+              <w:t>0.138548</w:t>
+            </w:r>
           </w:p>
         </w:tc>
       </w:tr>
@@ -5004,7 +5181,7 @@
           <w:sz w:val="24"/>
           <w:szCs w:val="24"/>
         </w:rPr>
-        <w:t xml:space="preserve">El análisis de estos datos revela patrones muy interesantes sobre la naturaleza del NLP aplicado al periodismo. En primer lugar, se confirma el altísimo valor de la estructura periodística: el método "ingenuo" Lead-3 supera sistemáticamente a las complejas matemáticas de </w:t>
+        <w:t xml:space="preserve">El análisis de estos datos revela patrones muy interesantes sobre la naturaleza del NLP aplicado al periodismo. En primer lugar, se confirma el altísimo valor de la estructura periodística: el método heurístico Lead-3 supera sistemáticamente a las complejas matemáticas de </w:t>
       </w:r>
       <w:proofErr w:type="spellStart"/>
       <w:r>
@@ -5022,7 +5199,45 @@
           <w:sz w:val="24"/>
           <w:szCs w:val="24"/>
         </w:rPr>
-        <w:t xml:space="preserve">. Esto ocurre porque </w:t>
+        <w:t xml:space="preserve"> y al </w:t>
+      </w:r>
+      <w:proofErr w:type="spellStart"/>
+      <w:r>
+        <w:rPr>
+          <w:rFonts w:ascii="Arial" w:hAnsi="Arial" w:cs="Arial"/>
+          <w:i/>
+          <w:iCs/>
+          <w:sz w:val="24"/>
+          <w:szCs w:val="24"/>
+        </w:rPr>
+        <w:t>baseline</w:t>
+      </w:r>
+      <w:proofErr w:type="spellEnd"/>
+      <w:r>
+        <w:rPr>
+          <w:rFonts w:ascii="Arial" w:hAnsi="Arial" w:cs="Arial"/>
+          <w:sz w:val="24"/>
+          <w:szCs w:val="24"/>
+        </w:rPr>
+        <w:t xml:space="preserve"> de TF-IDF + </w:t>
+      </w:r>
+      <w:proofErr w:type="spellStart"/>
+      <w:r>
+        <w:rPr>
+          <w:rFonts w:ascii="Arial" w:hAnsi="Arial" w:cs="Arial"/>
+          <w:sz w:val="24"/>
+          <w:szCs w:val="24"/>
+        </w:rPr>
+        <w:t>spaCy</w:t>
+      </w:r>
+      <w:proofErr w:type="spellEnd"/>
+      <w:r>
+        <w:rPr>
+          <w:rFonts w:ascii="Arial" w:hAnsi="Arial" w:cs="Arial"/>
+          <w:sz w:val="24"/>
+          <w:szCs w:val="24"/>
+        </w:rPr>
+        <w:t xml:space="preserve">. Esto ocurre porque algoritmos de extracción estadística como </w:t>
       </w:r>
       <w:proofErr w:type="spellStart"/>
       <w:r>
@@ -5040,7 +5255,7 @@
           <w:sz w:val="24"/>
           <w:szCs w:val="24"/>
         </w:rPr>
-        <w:t xml:space="preserve"> tiende a rescatar frases del ecuador o final de la noticia que están conectadas estadísticamente con el texto, pero que aportan información secundaria.</w:t>
+        <w:t xml:space="preserve"> o TF-IDF tienden a rescatar frases del ecuador o final de la noticia que están conectadas estadísticamente con el texto, pero que frecuentemente aportan información secundaria frente al primer párrafo.</w:t>
       </w:r>
     </w:p>
     <w:p>
@@ -5051,6 +5266,97 @@
           <w:szCs w:val="24"/>
         </w:rPr>
       </w:pPr>
+      <w:r>
+        <w:rPr>
+          <w:rFonts w:ascii="Arial" w:hAnsi="Arial" w:cs="Arial"/>
+          <w:sz w:val="24"/>
+          <w:szCs w:val="24"/>
+        </w:rPr>
+        <w:t>Por otra parte, la experimentación con los modelos abstractivos (Transformers) demostró una notable superioridad semántica. Aplicar el modelo en modalidad de Inferencia Directa (Zero-</w:t>
+      </w:r>
+      <w:proofErr w:type="spellStart"/>
+      <w:r>
+        <w:rPr>
+          <w:rFonts w:ascii="Arial" w:hAnsi="Arial" w:cs="Arial"/>
+          <w:sz w:val="24"/>
+          <w:szCs w:val="24"/>
+        </w:rPr>
+        <w:t>Shot</w:t>
+      </w:r>
+      <w:proofErr w:type="spellEnd"/>
+      <w:r>
+        <w:rPr>
+          <w:rFonts w:ascii="Arial" w:hAnsi="Arial" w:cs="Arial"/>
+          <w:sz w:val="24"/>
+          <w:szCs w:val="24"/>
+        </w:rPr>
+        <w:t xml:space="preserve"> con mT5 </w:t>
+      </w:r>
+      <w:proofErr w:type="spellStart"/>
+      <w:r>
+        <w:rPr>
+          <w:rFonts w:ascii="Arial" w:hAnsi="Arial" w:cs="Arial"/>
+          <w:sz w:val="24"/>
+          <w:szCs w:val="24"/>
+        </w:rPr>
+        <w:t>XLSum</w:t>
+      </w:r>
+      <w:proofErr w:type="spellEnd"/>
+      <w:r>
+        <w:rPr>
+          <w:rFonts w:ascii="Arial" w:hAnsi="Arial" w:cs="Arial"/>
+          <w:sz w:val="24"/>
+          <w:szCs w:val="24"/>
+        </w:rPr>
+        <w:t xml:space="preserve">) ya ofrecía un </w:t>
+      </w:r>
+      <w:proofErr w:type="spellStart"/>
+      <w:r>
+        <w:rPr>
+          <w:rFonts w:ascii="Arial" w:hAnsi="Arial" w:cs="Arial"/>
+          <w:i/>
+          <w:iCs/>
+          <w:sz w:val="24"/>
+          <w:szCs w:val="24"/>
+        </w:rPr>
+        <w:t>baseline</w:t>
+      </w:r>
+      <w:proofErr w:type="spellEnd"/>
+      <w:r>
+        <w:rPr>
+          <w:rFonts w:ascii="Arial" w:hAnsi="Arial" w:cs="Arial"/>
+          <w:sz w:val="24"/>
+          <w:szCs w:val="24"/>
+        </w:rPr>
+        <w:t xml:space="preserve"> </w:t>
+      </w:r>
+      <w:r>
+        <w:rPr>
+          <w:rFonts w:ascii="Arial" w:hAnsi="Arial" w:cs="Arial"/>
+          <w:sz w:val="24"/>
+          <w:szCs w:val="24"/>
+        </w:rPr>
+        <w:lastRenderedPageBreak/>
+        <w:t xml:space="preserve">generativo sólido, alcanzando un ROUGE-1 de 0.2278 y un ROUGE-L de 0.1699. Asimismo, la implementación del modelo </w:t>
+      </w:r>
+      <w:proofErr w:type="spellStart"/>
+      <w:r>
+        <w:rPr>
+          <w:rFonts w:ascii="Arial" w:hAnsi="Arial" w:cs="Arial"/>
+          <w:sz w:val="24"/>
+          <w:szCs w:val="24"/>
+        </w:rPr>
+        <w:t>preentrenado</w:t>
+      </w:r>
+      <w:proofErr w:type="spellEnd"/>
+      <w:r>
+        <w:rPr>
+          <w:rFonts w:ascii="Arial" w:hAnsi="Arial" w:cs="Arial"/>
+          <w:sz w:val="24"/>
+          <w:szCs w:val="24"/>
+        </w:rPr>
+        <w:t xml:space="preserve"> específicamente para noticias en español por el Instituto de Ingeniería del Conocimiento (mT5 IIC) elevó estas métricas considerablemente (ROUGE-1 de 0.2436 y ROUGE-L de 0.1807), demostrando el valor de adaptar los modelos masivos a un idioma y dominio específicos.</w:t>
+      </w:r>
     </w:p>
     <w:p>
       <w:pPr>
@@ -5063,16 +5369,164 @@
       <w:r>
         <w:rPr>
           <w:rFonts w:ascii="Arial" w:hAnsi="Arial" w:cs="Arial"/>
+          <w:sz w:val="24"/>
+          <w:szCs w:val="24"/>
+        </w:rPr>
+        <w:t>Sin embargo, el hito principal del proyecto es el rendimiento definitivo del modelo generativo tras aplicarle nuestro propio Ajuste Fino (</w:t>
+      </w:r>
+      <w:r>
+        <w:rPr>
+          <w:rFonts w:ascii="Arial" w:hAnsi="Arial" w:cs="Arial"/>
+          <w:i/>
+          <w:iCs/>
+          <w:sz w:val="24"/>
+          <w:szCs w:val="24"/>
+        </w:rPr>
+        <w:t>Fine-Tuning</w:t>
+      </w:r>
+      <w:r>
+        <w:rPr>
+          <w:rFonts w:ascii="Arial" w:hAnsi="Arial" w:cs="Arial"/>
+          <w:sz w:val="24"/>
+          <w:szCs w:val="24"/>
+        </w:rPr>
+        <w:t xml:space="preserve">) sobre el </w:t>
+      </w:r>
+      <w:proofErr w:type="spellStart"/>
+      <w:r>
+        <w:rPr>
+          <w:rFonts w:ascii="Arial" w:hAnsi="Arial" w:cs="Arial"/>
+          <w:sz w:val="24"/>
+          <w:szCs w:val="24"/>
+        </w:rPr>
+        <w:t>dataset</w:t>
+      </w:r>
+      <w:proofErr w:type="spellEnd"/>
+      <w:r>
+        <w:rPr>
+          <w:rFonts w:ascii="Arial" w:hAnsi="Arial" w:cs="Arial"/>
+          <w:sz w:val="24"/>
+          <w:szCs w:val="24"/>
+        </w:rPr>
+        <w:t xml:space="preserve"> MLSUM. Este modelo local (</w:t>
+      </w:r>
+      <w:r>
+        <w:rPr>
+          <w:rFonts w:ascii="Arial" w:hAnsi="Arial" w:cs="Arial"/>
+          <w:i/>
+          <w:iCs/>
+          <w:sz w:val="24"/>
+          <w:szCs w:val="24"/>
+        </w:rPr>
+        <w:t>mT5 Fine-</w:t>
+      </w:r>
+      <w:proofErr w:type="spellStart"/>
+      <w:r>
+        <w:rPr>
+          <w:rFonts w:ascii="Arial" w:hAnsi="Arial" w:cs="Arial"/>
+          <w:i/>
+          <w:iCs/>
+          <w:sz w:val="24"/>
+          <w:szCs w:val="24"/>
+        </w:rPr>
+        <w:t>Tuned</w:t>
+      </w:r>
+      <w:proofErr w:type="spellEnd"/>
+      <w:r>
+        <w:rPr>
+          <w:rFonts w:ascii="Arial" w:hAnsi="Arial" w:cs="Arial"/>
+          <w:sz w:val="24"/>
+          <w:szCs w:val="24"/>
+        </w:rPr>
+        <w:t>) ha obtenido las mejores métricas globales de toda la comparativa, superando de forma clara al Lead-3 en ROUGE-1 (24.48% frente a 20.76%) y en ROUGE-L (18.42% frente a 14.92%). Esto demuestra empíricamente que la Inteligencia Artificial, cuando es afinada de forma precisa, es capaz de asimilar todo el documento y sintetizar el vocabulario clave mejor que la simple extracción del primer párrafo original.</w:t>
+      </w:r>
+    </w:p>
+    <w:p>
+      <w:pPr>
+        <w:rPr>
+          <w:rFonts w:ascii="Arial" w:hAnsi="Arial" w:cs="Arial"/>
+          <w:sz w:val="24"/>
+          <w:szCs w:val="24"/>
+        </w:rPr>
+      </w:pPr>
+      <w:r>
+        <w:rPr>
+          <w:rFonts w:ascii="Arial" w:hAnsi="Arial" w:cs="Arial"/>
+          <w:sz w:val="24"/>
+          <w:szCs w:val="24"/>
+        </w:rPr>
+        <w:t xml:space="preserve">La única métrica donde los modelos mT5 no logran superar de forma rotunda al paradigma extractivo es en ROUGE-2. El modelo </w:t>
+      </w:r>
+      <w:r>
+        <w:rPr>
+          <w:rFonts w:ascii="Arial" w:hAnsi="Arial" w:cs="Arial"/>
+          <w:i/>
+          <w:iCs/>
+          <w:sz w:val="24"/>
+          <w:szCs w:val="24"/>
+        </w:rPr>
+        <w:t>mT5 Fine-</w:t>
+      </w:r>
+      <w:proofErr w:type="spellStart"/>
+      <w:r>
+        <w:rPr>
+          <w:rFonts w:ascii="Arial" w:hAnsi="Arial" w:cs="Arial"/>
+          <w:i/>
+          <w:iCs/>
+          <w:sz w:val="24"/>
+          <w:szCs w:val="24"/>
+        </w:rPr>
+        <w:t>Tuned</w:t>
+      </w:r>
+      <w:proofErr w:type="spellEnd"/>
+      <w:r>
+        <w:rPr>
+          <w:rFonts w:ascii="Arial" w:hAnsi="Arial" w:cs="Arial"/>
+          <w:sz w:val="24"/>
+          <w:szCs w:val="24"/>
+        </w:rPr>
+        <w:t xml:space="preserve"> alcanzó un 6.29%, quedando a escasas décimas del 6.57% obtenido por el heurístico Lead-3. Este fenómeno es completamente inherente a los modelos abstractivos: al procesar la semántica para parafrasear, utilizar sinónimos y construir estructuras gramaticales nuevas, es probabilísticamente menos frecuente que coincidan pares de palabras exactos (</w:t>
+      </w:r>
+      <w:proofErr w:type="spellStart"/>
+      <w:r>
+        <w:rPr>
+          <w:rFonts w:ascii="Arial" w:hAnsi="Arial" w:cs="Arial"/>
+          <w:sz w:val="24"/>
+          <w:szCs w:val="24"/>
+        </w:rPr>
+        <w:t>bigramas</w:t>
+      </w:r>
+      <w:proofErr w:type="spellEnd"/>
+      <w:r>
+        <w:rPr>
+          <w:rFonts w:ascii="Arial" w:hAnsi="Arial" w:cs="Arial"/>
+          <w:sz w:val="24"/>
+          <w:szCs w:val="24"/>
+        </w:rPr>
+        <w:t>) con el resumen humano. No obstante, al haberse reducido esta brecha a menos de un 0.3%, se evidencia que el modelo ajustado no solo abstrae y parafrasea de forma fluida, sino que también ha aprendido a retener entidades y fraseología clave con una precisión casi equivalente a la extracción fotográfica del texto original.</w:t>
+      </w:r>
+    </w:p>
+    <w:p>
+      <w:pPr>
+        <w:jc w:val="center"/>
+        <w:rPr>
+          <w:rFonts w:ascii="Arial" w:hAnsi="Arial" w:cs="Arial"/>
+          <w:sz w:val="24"/>
+          <w:szCs w:val="24"/>
+        </w:rPr>
+      </w:pPr>
+      <w:r>
+        <w:rPr>
+          <w:rFonts w:ascii="Arial" w:hAnsi="Arial" w:cs="Arial"/>
           <w:noProof/>
           <w:sz w:val="24"/>
           <w:szCs w:val="24"/>
         </w:rPr>
-        <w:lastRenderedPageBreak/>
         <w:drawing>
-          <wp:inline distT="0" distB="0" distL="0" distR="0" wp14:anchorId="6B7583F9" wp14:editId="6D3F3A47">
-            <wp:extent cx="5400040" cy="3174365"/>
-            <wp:effectExtent l="0" t="0" r="0" b="6985"/>
-            <wp:docPr id="1768795752" name="Imagen 1" descr="Gráfico, Gráfico de barras&#10;&#10;Descripción generada automáticamente"/>
+          <wp:inline distT="0" distB="0" distL="0" distR="0" wp14:anchorId="395D0F7B" wp14:editId="28314D97">
+            <wp:extent cx="5400040" cy="2700020"/>
+            <wp:effectExtent l="0" t="0" r="0" b="5080"/>
+            <wp:docPr id="1949450064" name="Imagen 1"/>
             <wp:cNvGraphicFramePr>
               <a:graphicFrameLocks xmlns:a="http://schemas.openxmlformats.org/drawingml/2006/main" noChangeAspect="1"/>
             </wp:cNvGraphicFramePr>
@@ -5080,11 +5534,17 @@
               <a:graphicData uri="http://schemas.openxmlformats.org/drawingml/2006/picture">
                 <pic:pic xmlns:pic="http://schemas.openxmlformats.org/drawingml/2006/picture">
                   <pic:nvPicPr>
-                    <pic:cNvPr id="1768795752" name="Imagen 1" descr="Gráfico, Gráfico de barras&#10;&#10;Descripción generada automáticamente"/>
+                    <pic:cNvPr id="1949450064" name="Imagen 1949450064"/>
                     <pic:cNvPicPr/>
                   </pic:nvPicPr>
                   <pic:blipFill>
-                    <a:blip r:embed="rId8"/>
+                    <a:blip r:embed="rId8" cstate="print">
+                      <a:extLst>
+                        <a:ext uri="{28A0092B-C50C-407E-A947-70E740481C1C}">
+                          <a14:useLocalDpi xmlns:a14="http://schemas.microsoft.com/office/drawing/2010/main" val="0"/>
+                        </a:ext>
+                      </a:extLst>
+                    </a:blip>
                     <a:stretch>
                       <a:fillRect/>
                     </a:stretch>
@@ -5092,7 +5552,7 @@
                   <pic:spPr>
                     <a:xfrm>
                       <a:off x="0" y="0"/>
-                      <a:ext cx="5400040" cy="3174365"/>
+                      <a:ext cx="5400040" cy="2700020"/>
                     </a:xfrm>
                     <a:prstGeom prst="rect">
                       <a:avLst/>
@@ -5107,171 +5567,11 @@
     </w:p>
     <w:p>
       <w:pPr>
-        <w:rPr>
-          <w:rFonts w:ascii="Arial" w:hAnsi="Arial" w:cs="Arial"/>
-          <w:sz w:val="24"/>
-          <w:szCs w:val="24"/>
-        </w:rPr>
-      </w:pPr>
-      <w:r>
-        <w:rPr>
-          <w:rFonts w:ascii="Arial" w:hAnsi="Arial" w:cs="Arial"/>
-          <w:sz w:val="24"/>
-          <w:szCs w:val="24"/>
-        </w:rPr>
-        <w:t>Por otra parte, la experimentación con los modelos abstractivos (Transformers) demostró desde el principio una notable superioridad semántica. Tal y como evidencian los cuadernos de experimentación, aplicar el modelo de lenguaje en modalidad de Inferencia Directa (Zero-</w:t>
-      </w:r>
-      <w:proofErr w:type="spellStart"/>
-      <w:r>
-        <w:rPr>
-          <w:rFonts w:ascii="Arial" w:hAnsi="Arial" w:cs="Arial"/>
-          <w:sz w:val="24"/>
-          <w:szCs w:val="24"/>
-        </w:rPr>
-        <w:t>Shot</w:t>
-      </w:r>
-      <w:proofErr w:type="spellEnd"/>
-      <w:r>
-        <w:rPr>
-          <w:rFonts w:ascii="Arial" w:hAnsi="Arial" w:cs="Arial"/>
-          <w:sz w:val="24"/>
-          <w:szCs w:val="24"/>
-        </w:rPr>
-        <w:t xml:space="preserve"> con mT5-XLSum) sin reentrenar ya ofrecía un </w:t>
-      </w:r>
-      <w:proofErr w:type="spellStart"/>
-      <w:r>
-        <w:rPr>
-          <w:rFonts w:ascii="Arial" w:hAnsi="Arial" w:cs="Arial"/>
-          <w:i/>
-          <w:iCs/>
-          <w:sz w:val="24"/>
-          <w:szCs w:val="24"/>
-        </w:rPr>
-        <w:t>baseline</w:t>
-      </w:r>
-      <w:proofErr w:type="spellEnd"/>
-      <w:r>
-        <w:rPr>
-          <w:rFonts w:ascii="Arial" w:hAnsi="Arial" w:cs="Arial"/>
-          <w:sz w:val="24"/>
-          <w:szCs w:val="24"/>
-        </w:rPr>
-        <w:t xml:space="preserve"> generativo sólido, alcanzando un ROUGE-1 del 22.16% y un ROUGE-L del 17.41%.</w:t>
-      </w:r>
-    </w:p>
-    <w:p>
-      <w:pPr>
-        <w:rPr>
-          <w:rFonts w:ascii="Arial" w:hAnsi="Arial" w:cs="Arial"/>
-          <w:sz w:val="24"/>
-          <w:szCs w:val="24"/>
-        </w:rPr>
-      </w:pPr>
-      <w:r>
-        <w:rPr>
-          <w:rFonts w:ascii="Arial" w:hAnsi="Arial" w:cs="Arial"/>
-          <w:sz w:val="24"/>
-          <w:szCs w:val="24"/>
-        </w:rPr>
-        <w:t xml:space="preserve">Sin embargo, el hito principal del proyecto es el rendimiento definitivo del modelo generativo mT5 tras aplicarle Ajuste Fino (Fine-Tuning) sobre el </w:t>
-      </w:r>
-      <w:proofErr w:type="spellStart"/>
-      <w:r>
-        <w:rPr>
-          <w:rFonts w:ascii="Arial" w:hAnsi="Arial" w:cs="Arial"/>
-          <w:sz w:val="24"/>
-          <w:szCs w:val="24"/>
-        </w:rPr>
-        <w:t>dataset</w:t>
-      </w:r>
-      <w:proofErr w:type="spellEnd"/>
-      <w:r>
-        <w:rPr>
-          <w:rFonts w:ascii="Arial" w:hAnsi="Arial" w:cs="Arial"/>
-          <w:sz w:val="24"/>
-          <w:szCs w:val="24"/>
-        </w:rPr>
-        <w:t xml:space="preserve"> MLSUM. Gracias a la optimización de sus </w:t>
-      </w:r>
-      <w:proofErr w:type="spellStart"/>
-      <w:r>
-        <w:rPr>
-          <w:rFonts w:ascii="Arial" w:hAnsi="Arial" w:cs="Arial"/>
-          <w:sz w:val="24"/>
-          <w:szCs w:val="24"/>
-        </w:rPr>
-        <w:t>hiperparámetros</w:t>
-      </w:r>
-      <w:proofErr w:type="spellEnd"/>
-      <w:r>
-        <w:rPr>
-          <w:rFonts w:ascii="Arial" w:hAnsi="Arial" w:cs="Arial"/>
-          <w:sz w:val="24"/>
-          <w:szCs w:val="24"/>
-        </w:rPr>
-        <w:t xml:space="preserve"> de entrenamiento, el mT5 propio ha superado claramente al Lead-3 en ROUGE-1 (23.7% frente a 20.7%) y en ROUGE-L (17.5% frente a 14.9%). Esto demuestra empíricamente que la Inteligencia Artificial es capaz de asimilar todo el documento y sintetizar el vocabulario clave mejor que la simple extracción del primer párrafo original.</w:t>
-      </w:r>
-    </w:p>
-    <w:p>
-      <w:pPr>
-        <w:rPr>
-          <w:rFonts w:ascii="Arial" w:hAnsi="Arial" w:cs="Arial"/>
-          <w:sz w:val="24"/>
-          <w:szCs w:val="24"/>
-        </w:rPr>
-      </w:pPr>
-      <w:r>
-        <w:rPr>
-          <w:rFonts w:ascii="Arial" w:hAnsi="Arial" w:cs="Arial"/>
-          <w:sz w:val="24"/>
-          <w:szCs w:val="24"/>
-        </w:rPr>
-        <w:t>La única métrica donde ambos modelos mT5 presentan un ligero descenso frente al paradigma extractivo es en ROUGE-2 (5.6% en su versión ajustada, frente al 6.5% de Lead-3). Este fenómeno es completamente inherente a los modelos abstractivos: al procesar la semántica para parafrasear, utilizar sinónimos y construir estructuras gramaticales nuevas, es probabilísticamente menos frecuente que coincidan pares de palabras exactos (</w:t>
-      </w:r>
-      <w:proofErr w:type="spellStart"/>
-      <w:r>
-        <w:rPr>
-          <w:rFonts w:ascii="Arial" w:hAnsi="Arial" w:cs="Arial"/>
-          <w:sz w:val="24"/>
-          <w:szCs w:val="24"/>
-        </w:rPr>
-        <w:t>bigramas</w:t>
-      </w:r>
-      <w:proofErr w:type="spellEnd"/>
-      <w:r>
-        <w:rPr>
-          <w:rFonts w:ascii="Arial" w:hAnsi="Arial" w:cs="Arial"/>
-          <w:sz w:val="24"/>
-          <w:szCs w:val="24"/>
-        </w:rPr>
-        <w:t xml:space="preserve">) con el resumen humano. No obstante, el texto resultante es mucho más rico, fluido y natural para un lector; de hecho, durante las diferentes pruebas variando </w:t>
-      </w:r>
-      <w:proofErr w:type="spellStart"/>
-      <w:r>
-        <w:rPr>
-          <w:rFonts w:ascii="Arial" w:hAnsi="Arial" w:cs="Arial"/>
-          <w:sz w:val="24"/>
-          <w:szCs w:val="24"/>
-        </w:rPr>
-        <w:t>hiperparámetros</w:t>
-      </w:r>
-      <w:proofErr w:type="spellEnd"/>
-      <w:r>
-        <w:rPr>
-          <w:rFonts w:ascii="Arial" w:hAnsi="Arial" w:cs="Arial"/>
-          <w:sz w:val="24"/>
-          <w:szCs w:val="24"/>
-        </w:rPr>
-        <w:t>, esta métrica ha sufrido una variación mínima y no siempre correlacionada con la calidad humana percibida del resumen.</w:t>
-      </w:r>
-    </w:p>
-    <w:p>
-      <w:pPr>
         <w:pStyle w:val="Ttulo1"/>
       </w:pPr>
-      <w:bookmarkStart w:id="15" w:name="_Toc228181951"/>
-      <w:r>
+      <w:bookmarkStart w:id="15" w:name="_Toc228197029"/>
+      <w:r>
+        <w:lastRenderedPageBreak/>
         <w:t>7</w:t>
       </w:r>
       <w:r>
@@ -5293,16 +5593,7 @@
           <w:sz w:val="24"/>
           <w:szCs w:val="24"/>
         </w:rPr>
-        <w:t xml:space="preserve">Este estudio ha permitido contrastar la evolución del Procesamiento de Lenguaje Natural (PLN) en la tarea de generación de resúmenes, evidenciando </w:t>
-      </w:r>
-      <w:r>
-        <w:rPr>
-          <w:rFonts w:ascii="Arial" w:hAnsi="Arial" w:cs="Arial"/>
-          <w:sz w:val="24"/>
-          <w:szCs w:val="24"/>
-        </w:rPr>
-        <w:lastRenderedPageBreak/>
-        <w:t>el salto cualitativo desde las técnicas estadísticas clásicas de extracción hacia los modelos neuronales abstractivos.</w:t>
+        <w:t>Este estudio ha permitido contrastar la evolución del Procesamiento de Lenguaje Natural (PLN) en la tarea de generación de resúmenes, evidenciando el salto cualitativo desde las técnicas estadísticas clásicas de extracción hacia los modelos neuronales abstractivos.</w:t>
       </w:r>
     </w:p>
     <w:p>
@@ -5515,7 +5806,6 @@
           <w:rFonts w:ascii="Arial" w:hAnsi="Arial" w:cs="Arial"/>
           <w:sz w:val="24"/>
           <w:szCs w:val="24"/>
-          <w:u w:val="single"/>
         </w:rPr>
       </w:pPr>
       <w:r>
@@ -5575,6 +5865,7 @@
           <w:sz w:val="24"/>
           <w:szCs w:val="24"/>
         </w:rPr>
+        <w:lastRenderedPageBreak/>
         <w:t>Engineering</w:t>
       </w:r>
       <w:proofErr w:type="spellEnd"/>
@@ -5586,6 +5877,592 @@
         </w:rPr>
         <w:t>, permitiría contrastar si los modelos de propósito general pueden igualar o superar la precisión de este modelo mT5 específicamente afinado para el ámbito periodístico español.</w:t>
       </w:r>
+    </w:p>
+    <w:p>
+      <w:pPr>
+        <w:pStyle w:val="Ttulo1"/>
+      </w:pPr>
+      <w:bookmarkStart w:id="16" w:name="_Toc228197030"/>
+      <w:r>
+        <w:t>8. Referencias Bibliográficas</w:t>
+      </w:r>
+      <w:bookmarkEnd w:id="16"/>
+    </w:p>
+    <w:p>
+      <w:pPr>
+        <w:numPr>
+          <w:ilvl w:val="0"/>
+          <w:numId w:val="5"/>
+        </w:numPr>
+        <w:rPr>
+          <w:rFonts w:ascii="Arial" w:hAnsi="Arial" w:cs="Arial"/>
+          <w:sz w:val="24"/>
+          <w:szCs w:val="24"/>
+          <w:u w:val="single"/>
+          <w:lang w:val="en-US"/>
+        </w:rPr>
+      </w:pPr>
+      <w:r>
+        <w:rPr>
+          <w:rFonts w:ascii="Arial" w:hAnsi="Arial" w:cs="Arial"/>
+          <w:sz w:val="24"/>
+          <w:szCs w:val="24"/>
+          <w:u w:val="single"/>
+        </w:rPr>
+        <w:t xml:space="preserve">Vaswani, A., </w:t>
+      </w:r>
+      <w:proofErr w:type="spellStart"/>
+      <w:r>
+        <w:rPr>
+          <w:rFonts w:ascii="Arial" w:hAnsi="Arial" w:cs="Arial"/>
+          <w:sz w:val="24"/>
+          <w:szCs w:val="24"/>
+          <w:u w:val="single"/>
+        </w:rPr>
+        <w:t>Shazeer</w:t>
+      </w:r>
+      <w:proofErr w:type="spellEnd"/>
+      <w:r>
+        <w:rPr>
+          <w:rFonts w:ascii="Arial" w:hAnsi="Arial" w:cs="Arial"/>
+          <w:sz w:val="24"/>
+          <w:szCs w:val="24"/>
+          <w:u w:val="single"/>
+        </w:rPr>
+        <w:t xml:space="preserve">, N., Parmar, N., </w:t>
+      </w:r>
+      <w:proofErr w:type="spellStart"/>
+      <w:r>
+        <w:rPr>
+          <w:rFonts w:ascii="Arial" w:hAnsi="Arial" w:cs="Arial"/>
+          <w:sz w:val="24"/>
+          <w:szCs w:val="24"/>
+          <w:u w:val="single"/>
+        </w:rPr>
+        <w:t>Uszkoreit</w:t>
+      </w:r>
+      <w:proofErr w:type="spellEnd"/>
+      <w:r>
+        <w:rPr>
+          <w:rFonts w:ascii="Arial" w:hAnsi="Arial" w:cs="Arial"/>
+          <w:sz w:val="24"/>
+          <w:szCs w:val="24"/>
+          <w:u w:val="single"/>
+        </w:rPr>
+        <w:t xml:space="preserve">, J., Jones, L., </w:t>
+      </w:r>
+      <w:proofErr w:type="spellStart"/>
+      <w:r>
+        <w:rPr>
+          <w:rFonts w:ascii="Arial" w:hAnsi="Arial" w:cs="Arial"/>
+          <w:sz w:val="24"/>
+          <w:szCs w:val="24"/>
+          <w:u w:val="single"/>
+        </w:rPr>
+        <w:t>Gomez</w:t>
+      </w:r>
+      <w:proofErr w:type="spellEnd"/>
+      <w:r>
+        <w:rPr>
+          <w:rFonts w:ascii="Arial" w:hAnsi="Arial" w:cs="Arial"/>
+          <w:sz w:val="24"/>
+          <w:szCs w:val="24"/>
+          <w:u w:val="single"/>
+        </w:rPr>
+        <w:t xml:space="preserve">, A. N., ... </w:t>
+      </w:r>
+      <w:r>
+        <w:rPr>
+          <w:rFonts w:ascii="Arial" w:hAnsi="Arial" w:cs="Arial"/>
+          <w:sz w:val="24"/>
+          <w:szCs w:val="24"/>
+          <w:u w:val="single"/>
+          <w:lang w:val="en-US"/>
+        </w:rPr>
+        <w:t xml:space="preserve">&amp; </w:t>
+      </w:r>
+      <w:proofErr w:type="spellStart"/>
+      <w:r>
+        <w:rPr>
+          <w:rFonts w:ascii="Arial" w:hAnsi="Arial" w:cs="Arial"/>
+          <w:sz w:val="24"/>
+          <w:szCs w:val="24"/>
+          <w:u w:val="single"/>
+          <w:lang w:val="en-US"/>
+        </w:rPr>
+        <w:t>Polosukhin</w:t>
+      </w:r>
+      <w:proofErr w:type="spellEnd"/>
+      <w:r>
+        <w:rPr>
+          <w:rFonts w:ascii="Arial" w:hAnsi="Arial" w:cs="Arial"/>
+          <w:sz w:val="24"/>
+          <w:szCs w:val="24"/>
+          <w:u w:val="single"/>
+          <w:lang w:val="en-US"/>
+        </w:rPr>
+        <w:t xml:space="preserve">, I. (2017). </w:t>
+      </w:r>
+      <w:r>
+        <w:rPr>
+          <w:rFonts w:ascii="Arial" w:hAnsi="Arial" w:cs="Arial"/>
+          <w:i/>
+          <w:iCs/>
+          <w:sz w:val="24"/>
+          <w:szCs w:val="24"/>
+          <w:u w:val="single"/>
+          <w:lang w:val="en-US"/>
+        </w:rPr>
+        <w:t>Attention is all you need</w:t>
+      </w:r>
+      <w:r>
+        <w:rPr>
+          <w:rFonts w:ascii="Arial" w:hAnsi="Arial" w:cs="Arial"/>
+          <w:sz w:val="24"/>
+          <w:szCs w:val="24"/>
+          <w:u w:val="single"/>
+          <w:lang w:val="en-US"/>
+        </w:rPr>
+        <w:t>. Advances in neural information processing systems, 30.</w:t>
+      </w:r>
+    </w:p>
+    <w:p>
+      <w:pPr>
+        <w:numPr>
+          <w:ilvl w:val="0"/>
+          <w:numId w:val="5"/>
+        </w:numPr>
+        <w:rPr>
+          <w:rFonts w:ascii="Arial" w:hAnsi="Arial" w:cs="Arial"/>
+          <w:sz w:val="24"/>
+          <w:szCs w:val="24"/>
+          <w:u w:val="single"/>
+        </w:rPr>
+      </w:pPr>
+      <w:r>
+        <w:rPr>
+          <w:rFonts w:ascii="Arial" w:hAnsi="Arial" w:cs="Arial"/>
+          <w:sz w:val="24"/>
+          <w:szCs w:val="24"/>
+          <w:u w:val="single"/>
+          <w:lang w:val="en-US"/>
+        </w:rPr>
+        <w:t xml:space="preserve">Raffel, C., </w:t>
+      </w:r>
+      <w:proofErr w:type="spellStart"/>
+      <w:r>
+        <w:rPr>
+          <w:rFonts w:ascii="Arial" w:hAnsi="Arial" w:cs="Arial"/>
+          <w:sz w:val="24"/>
+          <w:szCs w:val="24"/>
+          <w:u w:val="single"/>
+          <w:lang w:val="en-US"/>
+        </w:rPr>
+        <w:t>Shazeer</w:t>
+      </w:r>
+      <w:proofErr w:type="spellEnd"/>
+      <w:r>
+        <w:rPr>
+          <w:rFonts w:ascii="Arial" w:hAnsi="Arial" w:cs="Arial"/>
+          <w:sz w:val="24"/>
+          <w:szCs w:val="24"/>
+          <w:u w:val="single"/>
+          <w:lang w:val="en-US"/>
+        </w:rPr>
+        <w:t xml:space="preserve">, N., Roberts, A., Lee, K., Narang, S., </w:t>
+      </w:r>
+      <w:proofErr w:type="spellStart"/>
+      <w:r>
+        <w:rPr>
+          <w:rFonts w:ascii="Arial" w:hAnsi="Arial" w:cs="Arial"/>
+          <w:sz w:val="24"/>
+          <w:szCs w:val="24"/>
+          <w:u w:val="single"/>
+          <w:lang w:val="en-US"/>
+        </w:rPr>
+        <w:t>Matena</w:t>
+      </w:r>
+      <w:proofErr w:type="spellEnd"/>
+      <w:r>
+        <w:rPr>
+          <w:rFonts w:ascii="Arial" w:hAnsi="Arial" w:cs="Arial"/>
+          <w:sz w:val="24"/>
+          <w:szCs w:val="24"/>
+          <w:u w:val="single"/>
+          <w:lang w:val="en-US"/>
+        </w:rPr>
+        <w:t xml:space="preserve">, M., ... &amp; Liu, P. J. (2020). </w:t>
+      </w:r>
+      <w:r>
+        <w:rPr>
+          <w:rFonts w:ascii="Arial" w:hAnsi="Arial" w:cs="Arial"/>
+          <w:i/>
+          <w:iCs/>
+          <w:sz w:val="24"/>
+          <w:szCs w:val="24"/>
+          <w:u w:val="single"/>
+          <w:lang w:val="en-US"/>
+        </w:rPr>
+        <w:t>Exploring the limits of transfer learning with a unified text-to-text transformer</w:t>
+      </w:r>
+      <w:r>
+        <w:rPr>
+          <w:rFonts w:ascii="Arial" w:hAnsi="Arial" w:cs="Arial"/>
+          <w:sz w:val="24"/>
+          <w:szCs w:val="24"/>
+          <w:u w:val="single"/>
+          <w:lang w:val="en-US"/>
+        </w:rPr>
+        <w:t xml:space="preserve">. </w:t>
+      </w:r>
+      <w:proofErr w:type="spellStart"/>
+      <w:r>
+        <w:rPr>
+          <w:rFonts w:ascii="Arial" w:hAnsi="Arial" w:cs="Arial"/>
+          <w:sz w:val="24"/>
+          <w:szCs w:val="24"/>
+          <w:u w:val="single"/>
+        </w:rPr>
+        <w:t>Journal</w:t>
+      </w:r>
+      <w:proofErr w:type="spellEnd"/>
+      <w:r>
+        <w:rPr>
+          <w:rFonts w:ascii="Arial" w:hAnsi="Arial" w:cs="Arial"/>
+          <w:sz w:val="24"/>
+          <w:szCs w:val="24"/>
+          <w:u w:val="single"/>
+        </w:rPr>
+        <w:t xml:space="preserve"> </w:t>
+      </w:r>
+      <w:proofErr w:type="spellStart"/>
+      <w:r>
+        <w:rPr>
+          <w:rFonts w:ascii="Arial" w:hAnsi="Arial" w:cs="Arial"/>
+          <w:sz w:val="24"/>
+          <w:szCs w:val="24"/>
+          <w:u w:val="single"/>
+        </w:rPr>
+        <w:t>of</w:t>
+      </w:r>
+      <w:proofErr w:type="spellEnd"/>
+      <w:r>
+        <w:rPr>
+          <w:rFonts w:ascii="Arial" w:hAnsi="Arial" w:cs="Arial"/>
+          <w:sz w:val="24"/>
+          <w:szCs w:val="24"/>
+          <w:u w:val="single"/>
+        </w:rPr>
+        <w:t xml:space="preserve"> Machine </w:t>
+      </w:r>
+      <w:proofErr w:type="spellStart"/>
+      <w:r>
+        <w:rPr>
+          <w:rFonts w:ascii="Arial" w:hAnsi="Arial" w:cs="Arial"/>
+          <w:sz w:val="24"/>
+          <w:szCs w:val="24"/>
+          <w:u w:val="single"/>
+        </w:rPr>
+        <w:t>Learning</w:t>
+      </w:r>
+      <w:proofErr w:type="spellEnd"/>
+      <w:r>
+        <w:rPr>
+          <w:rFonts w:ascii="Arial" w:hAnsi="Arial" w:cs="Arial"/>
+          <w:sz w:val="24"/>
+          <w:szCs w:val="24"/>
+          <w:u w:val="single"/>
+        </w:rPr>
+        <w:t xml:space="preserve"> </w:t>
+      </w:r>
+      <w:proofErr w:type="spellStart"/>
+      <w:r>
+        <w:rPr>
+          <w:rFonts w:ascii="Arial" w:hAnsi="Arial" w:cs="Arial"/>
+          <w:sz w:val="24"/>
+          <w:szCs w:val="24"/>
+          <w:u w:val="single"/>
+        </w:rPr>
+        <w:t>Research</w:t>
+      </w:r>
+      <w:proofErr w:type="spellEnd"/>
+      <w:r>
+        <w:rPr>
+          <w:rFonts w:ascii="Arial" w:hAnsi="Arial" w:cs="Arial"/>
+          <w:sz w:val="24"/>
+          <w:szCs w:val="24"/>
+          <w:u w:val="single"/>
+        </w:rPr>
+        <w:t>, 21(140), 1-67.</w:t>
+      </w:r>
+    </w:p>
+    <w:p>
+      <w:pPr>
+        <w:numPr>
+          <w:ilvl w:val="0"/>
+          <w:numId w:val="5"/>
+        </w:numPr>
+        <w:rPr>
+          <w:rFonts w:ascii="Arial" w:hAnsi="Arial" w:cs="Arial"/>
+          <w:sz w:val="24"/>
+          <w:szCs w:val="24"/>
+          <w:u w:val="single"/>
+        </w:rPr>
+      </w:pPr>
+      <w:proofErr w:type="spellStart"/>
+      <w:r>
+        <w:rPr>
+          <w:rFonts w:ascii="Arial" w:hAnsi="Arial" w:cs="Arial"/>
+          <w:sz w:val="24"/>
+          <w:szCs w:val="24"/>
+          <w:u w:val="single"/>
+          <w:lang w:val="en-US"/>
+        </w:rPr>
+        <w:t>Scialom</w:t>
+      </w:r>
+      <w:proofErr w:type="spellEnd"/>
+      <w:r>
+        <w:rPr>
+          <w:rFonts w:ascii="Arial" w:hAnsi="Arial" w:cs="Arial"/>
+          <w:sz w:val="24"/>
+          <w:szCs w:val="24"/>
+          <w:u w:val="single"/>
+          <w:lang w:val="en-US"/>
+        </w:rPr>
+        <w:t xml:space="preserve">, T., Dray, P. A., </w:t>
+      </w:r>
+      <w:proofErr w:type="spellStart"/>
+      <w:r>
+        <w:rPr>
+          <w:rFonts w:ascii="Arial" w:hAnsi="Arial" w:cs="Arial"/>
+          <w:sz w:val="24"/>
+          <w:szCs w:val="24"/>
+          <w:u w:val="single"/>
+          <w:lang w:val="en-US"/>
+        </w:rPr>
+        <w:t>Lamprier</w:t>
+      </w:r>
+      <w:proofErr w:type="spellEnd"/>
+      <w:r>
+        <w:rPr>
+          <w:rFonts w:ascii="Arial" w:hAnsi="Arial" w:cs="Arial"/>
+          <w:sz w:val="24"/>
+          <w:szCs w:val="24"/>
+          <w:u w:val="single"/>
+          <w:lang w:val="en-US"/>
+        </w:rPr>
+        <w:t xml:space="preserve">, S., Piwowarski, B., &amp; Staiano, J. (2020). </w:t>
+      </w:r>
+      <w:r>
+        <w:rPr>
+          <w:rFonts w:ascii="Arial" w:hAnsi="Arial" w:cs="Arial"/>
+          <w:i/>
+          <w:iCs/>
+          <w:sz w:val="24"/>
+          <w:szCs w:val="24"/>
+          <w:u w:val="single"/>
+        </w:rPr>
+        <w:t xml:space="preserve">MLSUM: The </w:t>
+      </w:r>
+      <w:proofErr w:type="spellStart"/>
+      <w:r>
+        <w:rPr>
+          <w:rFonts w:ascii="Arial" w:hAnsi="Arial" w:cs="Arial"/>
+          <w:i/>
+          <w:iCs/>
+          <w:sz w:val="24"/>
+          <w:szCs w:val="24"/>
+          <w:u w:val="single"/>
+        </w:rPr>
+        <w:t>multilingual</w:t>
+      </w:r>
+      <w:proofErr w:type="spellEnd"/>
+      <w:r>
+        <w:rPr>
+          <w:rFonts w:ascii="Arial" w:hAnsi="Arial" w:cs="Arial"/>
+          <w:i/>
+          <w:iCs/>
+          <w:sz w:val="24"/>
+          <w:szCs w:val="24"/>
+          <w:u w:val="single"/>
+        </w:rPr>
+        <w:t xml:space="preserve"> </w:t>
+      </w:r>
+      <w:proofErr w:type="spellStart"/>
+      <w:r>
+        <w:rPr>
+          <w:rFonts w:ascii="Arial" w:hAnsi="Arial" w:cs="Arial"/>
+          <w:i/>
+          <w:iCs/>
+          <w:sz w:val="24"/>
+          <w:szCs w:val="24"/>
+          <w:u w:val="single"/>
+        </w:rPr>
+        <w:t>summarization</w:t>
+      </w:r>
+      <w:proofErr w:type="spellEnd"/>
+      <w:r>
+        <w:rPr>
+          <w:rFonts w:ascii="Arial" w:hAnsi="Arial" w:cs="Arial"/>
+          <w:i/>
+          <w:iCs/>
+          <w:sz w:val="24"/>
+          <w:szCs w:val="24"/>
+          <w:u w:val="single"/>
+        </w:rPr>
+        <w:t xml:space="preserve"> corpus</w:t>
+      </w:r>
+      <w:r>
+        <w:rPr>
+          <w:rFonts w:ascii="Arial" w:hAnsi="Arial" w:cs="Arial"/>
+          <w:sz w:val="24"/>
+          <w:szCs w:val="24"/>
+          <w:u w:val="single"/>
+        </w:rPr>
+        <w:t xml:space="preserve">. </w:t>
+      </w:r>
+      <w:proofErr w:type="spellStart"/>
+      <w:r>
+        <w:rPr>
+          <w:rFonts w:ascii="Arial" w:hAnsi="Arial" w:cs="Arial"/>
+          <w:sz w:val="24"/>
+          <w:szCs w:val="24"/>
+          <w:u w:val="single"/>
+        </w:rPr>
+        <w:t>arXiv</w:t>
+      </w:r>
+      <w:proofErr w:type="spellEnd"/>
+      <w:r>
+        <w:rPr>
+          <w:rFonts w:ascii="Arial" w:hAnsi="Arial" w:cs="Arial"/>
+          <w:sz w:val="24"/>
+          <w:szCs w:val="24"/>
+          <w:u w:val="single"/>
+        </w:rPr>
+        <w:t xml:space="preserve"> </w:t>
+      </w:r>
+      <w:proofErr w:type="spellStart"/>
+      <w:r>
+        <w:rPr>
+          <w:rFonts w:ascii="Arial" w:hAnsi="Arial" w:cs="Arial"/>
+          <w:sz w:val="24"/>
+          <w:szCs w:val="24"/>
+          <w:u w:val="single"/>
+        </w:rPr>
+        <w:t>preprint</w:t>
+      </w:r>
+      <w:proofErr w:type="spellEnd"/>
+      <w:r>
+        <w:rPr>
+          <w:rFonts w:ascii="Arial" w:hAnsi="Arial" w:cs="Arial"/>
+          <w:sz w:val="24"/>
+          <w:szCs w:val="24"/>
+          <w:u w:val="single"/>
+        </w:rPr>
+        <w:t xml:space="preserve"> arXiv:2004.14900.</w:t>
+      </w:r>
+    </w:p>
+    <w:p>
+      <w:pPr>
+        <w:numPr>
+          <w:ilvl w:val="0"/>
+          <w:numId w:val="5"/>
+        </w:numPr>
+        <w:rPr>
+          <w:rFonts w:ascii="Arial" w:hAnsi="Arial" w:cs="Arial"/>
+          <w:sz w:val="24"/>
+          <w:szCs w:val="24"/>
+          <w:u w:val="single"/>
+          <w:lang w:val="en-US"/>
+        </w:rPr>
+      </w:pPr>
+      <w:r>
+        <w:rPr>
+          <w:rFonts w:ascii="Arial" w:hAnsi="Arial" w:cs="Arial"/>
+          <w:sz w:val="24"/>
+          <w:szCs w:val="24"/>
+          <w:u w:val="single"/>
+          <w:lang w:val="en-US"/>
+        </w:rPr>
+        <w:t>Xue, L., Constant, N., Roberts, A., Kale, M., Al-</w:t>
+      </w:r>
+      <w:proofErr w:type="spellStart"/>
+      <w:r>
+        <w:rPr>
+          <w:rFonts w:ascii="Arial" w:hAnsi="Arial" w:cs="Arial"/>
+          <w:sz w:val="24"/>
+          <w:szCs w:val="24"/>
+          <w:u w:val="single"/>
+          <w:lang w:val="en-US"/>
+        </w:rPr>
+        <w:t>Rfou</w:t>
+      </w:r>
+      <w:proofErr w:type="spellEnd"/>
+      <w:r>
+        <w:rPr>
+          <w:rFonts w:ascii="Arial" w:hAnsi="Arial" w:cs="Arial"/>
+          <w:sz w:val="24"/>
+          <w:szCs w:val="24"/>
+          <w:u w:val="single"/>
+          <w:lang w:val="en-US"/>
+        </w:rPr>
+        <w:t xml:space="preserve">, R., Siddhant, A., ... &amp; Raffel, C. (2020). </w:t>
+      </w:r>
+      <w:r>
+        <w:rPr>
+          <w:rFonts w:ascii="Arial" w:hAnsi="Arial" w:cs="Arial"/>
+          <w:i/>
+          <w:iCs/>
+          <w:sz w:val="24"/>
+          <w:szCs w:val="24"/>
+          <w:u w:val="single"/>
+          <w:lang w:val="en-US"/>
+        </w:rPr>
+        <w:t>mT5: A massively multilingual pre-trained text-to-text transformer</w:t>
+      </w:r>
+      <w:r>
+        <w:rPr>
+          <w:rFonts w:ascii="Arial" w:hAnsi="Arial" w:cs="Arial"/>
+          <w:sz w:val="24"/>
+          <w:szCs w:val="24"/>
+          <w:u w:val="single"/>
+          <w:lang w:val="en-US"/>
+        </w:rPr>
+        <w:t xml:space="preserve">. </w:t>
+      </w:r>
+      <w:proofErr w:type="spellStart"/>
+      <w:r>
+        <w:rPr>
+          <w:rFonts w:ascii="Arial" w:hAnsi="Arial" w:cs="Arial"/>
+          <w:sz w:val="24"/>
+          <w:szCs w:val="24"/>
+          <w:u w:val="single"/>
+          <w:lang w:val="en-US"/>
+        </w:rPr>
+        <w:t>arXiv</w:t>
+      </w:r>
+      <w:proofErr w:type="spellEnd"/>
+      <w:r>
+        <w:rPr>
+          <w:rFonts w:ascii="Arial" w:hAnsi="Arial" w:cs="Arial"/>
+          <w:sz w:val="24"/>
+          <w:szCs w:val="24"/>
+          <w:u w:val="single"/>
+          <w:lang w:val="en-US"/>
+        </w:rPr>
+        <w:t xml:space="preserve"> preprint arXiv:2010.11934.</w:t>
+      </w:r>
+    </w:p>
+    <w:p>
+      <w:pPr>
+        <w:rPr>
+          <w:rFonts w:ascii="Arial" w:hAnsi="Arial" w:cs="Arial"/>
+          <w:sz w:val="24"/>
+          <w:szCs w:val="24"/>
+          <w:u w:val="single"/>
+          <w:lang w:val="en-US"/>
+        </w:rPr>
+      </w:pPr>
     </w:p>
     <w:sectPr>
       <w:footerReference w:type="default" r:id="rId9"/>
@@ -5991,9 +6868,9 @@
     </w:lvl>
   </w:abstractNum>
   <w:abstractNum w:abstractNumId="2" w15:restartNumberingAfterBreak="0">
-    <w:nsid w:val="70610F46"/>
+    <w:nsid w:val="68B35FB9"/>
     <w:multiLevelType w:val="multilevel"/>
-    <w:tmpl w:val="31945614"/>
+    <w:tmpl w:val="12F81B72"/>
     <w:lvl w:ilvl="0">
       <w:start w:val="1"/>
       <w:numFmt w:val="bullet"/>
@@ -6140,9 +7017,9 @@
     </w:lvl>
   </w:abstractNum>
   <w:abstractNum w:abstractNumId="3" w15:restartNumberingAfterBreak="0">
-    <w:nsid w:val="799F0D57"/>
+    <w:nsid w:val="70610F46"/>
     <w:multiLevelType w:val="multilevel"/>
-    <w:tmpl w:val="DA300BAA"/>
+    <w:tmpl w:val="31945614"/>
     <w:lvl w:ilvl="0">
       <w:start w:val="1"/>
       <w:numFmt w:val="bullet"/>
@@ -6288,17 +7165,169 @@
       </w:rPr>
     </w:lvl>
   </w:abstractNum>
+  <w:abstractNum w:abstractNumId="4" w15:restartNumberingAfterBreak="0">
+    <w:nsid w:val="799F0D57"/>
+    <w:multiLevelType w:val="multilevel"/>
+    <w:tmpl w:val="DA300BAA"/>
+    <w:lvl w:ilvl="0">
+      <w:start w:val="1"/>
+      <w:numFmt w:val="bullet"/>
+      <w:lvlText w:val=""/>
+      <w:lvlJc w:val="left"/>
+      <w:pPr>
+        <w:tabs>
+          <w:tab w:val="num" w:pos="720"/>
+        </w:tabs>
+        <w:ind w:left="720" w:hanging="360"/>
+      </w:pPr>
+      <w:rPr>
+        <w:rFonts w:ascii="Symbol" w:hAnsi="Symbol" w:hint="default"/>
+        <w:sz w:val="20"/>
+      </w:rPr>
+    </w:lvl>
+    <w:lvl w:ilvl="1" w:tentative="1">
+      <w:start w:val="1"/>
+      <w:numFmt w:val="bullet"/>
+      <w:lvlText w:val="o"/>
+      <w:lvlJc w:val="left"/>
+      <w:pPr>
+        <w:tabs>
+          <w:tab w:val="num" w:pos="1440"/>
+        </w:tabs>
+        <w:ind w:left="1440" w:hanging="360"/>
+      </w:pPr>
+      <w:rPr>
+        <w:rFonts w:ascii="Courier New" w:hAnsi="Courier New" w:hint="default"/>
+        <w:sz w:val="20"/>
+      </w:rPr>
+    </w:lvl>
+    <w:lvl w:ilvl="2" w:tentative="1">
+      <w:start w:val="1"/>
+      <w:numFmt w:val="bullet"/>
+      <w:lvlText w:val=""/>
+      <w:lvlJc w:val="left"/>
+      <w:pPr>
+        <w:tabs>
+          <w:tab w:val="num" w:pos="2160"/>
+        </w:tabs>
+        <w:ind w:left="2160" w:hanging="360"/>
+      </w:pPr>
+      <w:rPr>
+        <w:rFonts w:ascii="Wingdings" w:hAnsi="Wingdings" w:hint="default"/>
+        <w:sz w:val="20"/>
+      </w:rPr>
+    </w:lvl>
+    <w:lvl w:ilvl="3" w:tentative="1">
+      <w:start w:val="1"/>
+      <w:numFmt w:val="bullet"/>
+      <w:lvlText w:val=""/>
+      <w:lvlJc w:val="left"/>
+      <w:pPr>
+        <w:tabs>
+          <w:tab w:val="num" w:pos="2880"/>
+        </w:tabs>
+        <w:ind w:left="2880" w:hanging="360"/>
+      </w:pPr>
+      <w:rPr>
+        <w:rFonts w:ascii="Wingdings" w:hAnsi="Wingdings" w:hint="default"/>
+        <w:sz w:val="20"/>
+      </w:rPr>
+    </w:lvl>
+    <w:lvl w:ilvl="4" w:tentative="1">
+      <w:start w:val="1"/>
+      <w:numFmt w:val="bullet"/>
+      <w:lvlText w:val=""/>
+      <w:lvlJc w:val="left"/>
+      <w:pPr>
+        <w:tabs>
+          <w:tab w:val="num" w:pos="3600"/>
+        </w:tabs>
+        <w:ind w:left="3600" w:hanging="360"/>
+      </w:pPr>
+      <w:rPr>
+        <w:rFonts w:ascii="Wingdings" w:hAnsi="Wingdings" w:hint="default"/>
+        <w:sz w:val="20"/>
+      </w:rPr>
+    </w:lvl>
+    <w:lvl w:ilvl="5" w:tentative="1">
+      <w:start w:val="1"/>
+      <w:numFmt w:val="bullet"/>
+      <w:lvlText w:val=""/>
+      <w:lvlJc w:val="left"/>
+      <w:pPr>
+        <w:tabs>
+          <w:tab w:val="num" w:pos="4320"/>
+        </w:tabs>
+        <w:ind w:left="4320" w:hanging="360"/>
+      </w:pPr>
+      <w:rPr>
+        <w:rFonts w:ascii="Wingdings" w:hAnsi="Wingdings" w:hint="default"/>
+        <w:sz w:val="20"/>
+      </w:rPr>
+    </w:lvl>
+    <w:lvl w:ilvl="6" w:tentative="1">
+      <w:start w:val="1"/>
+      <w:numFmt w:val="bullet"/>
+      <w:lvlText w:val=""/>
+      <w:lvlJc w:val="left"/>
+      <w:pPr>
+        <w:tabs>
+          <w:tab w:val="num" w:pos="5040"/>
+        </w:tabs>
+        <w:ind w:left="5040" w:hanging="360"/>
+      </w:pPr>
+      <w:rPr>
+        <w:rFonts w:ascii="Wingdings" w:hAnsi="Wingdings" w:hint="default"/>
+        <w:sz w:val="20"/>
+      </w:rPr>
+    </w:lvl>
+    <w:lvl w:ilvl="7" w:tentative="1">
+      <w:start w:val="1"/>
+      <w:numFmt w:val="bullet"/>
+      <w:lvlText w:val=""/>
+      <w:lvlJc w:val="left"/>
+      <w:pPr>
+        <w:tabs>
+          <w:tab w:val="num" w:pos="5760"/>
+        </w:tabs>
+        <w:ind w:left="5760" w:hanging="360"/>
+      </w:pPr>
+      <w:rPr>
+        <w:rFonts w:ascii="Wingdings" w:hAnsi="Wingdings" w:hint="default"/>
+        <w:sz w:val="20"/>
+      </w:rPr>
+    </w:lvl>
+    <w:lvl w:ilvl="8" w:tentative="1">
+      <w:start w:val="1"/>
+      <w:numFmt w:val="bullet"/>
+      <w:lvlText w:val=""/>
+      <w:lvlJc w:val="left"/>
+      <w:pPr>
+        <w:tabs>
+          <w:tab w:val="num" w:pos="6480"/>
+        </w:tabs>
+        <w:ind w:left="6480" w:hanging="360"/>
+      </w:pPr>
+      <w:rPr>
+        <w:rFonts w:ascii="Wingdings" w:hAnsi="Wingdings" w:hint="default"/>
+        <w:sz w:val="20"/>
+      </w:rPr>
+    </w:lvl>
+  </w:abstractNum>
   <w:num w:numId="1" w16cid:durableId="1488788574">
-    <w:abstractNumId w:val="2"/>
+    <w:abstractNumId w:val="3"/>
   </w:num>
   <w:num w:numId="2" w16cid:durableId="1731927610">
-    <w:abstractNumId w:val="3"/>
+    <w:abstractNumId w:val="4"/>
   </w:num>
   <w:num w:numId="3" w16cid:durableId="2018381585">
     <w:abstractNumId w:val="1"/>
   </w:num>
   <w:num w:numId="4" w16cid:durableId="432670328">
     <w:abstractNumId w:val="0"/>
+  </w:num>
+  <w:num w:numId="5" w16cid:durableId="806170020">
+    <w:abstractNumId w:val="2"/>
   </w:num>
 </w:numbering>
 </file>
@@ -7503,6 +8532,30 @@
     <w:uiPriority w:val="99"/>
     <w:rsid w:val="004F468A"/>
   </w:style>
+  <w:style w:type="character" w:styleId="Fuerte">
+    <w:name w:val="Strong"/>
+    <w:basedOn w:val="Fuentedeprrafopredeter"/>
+    <w:uiPriority w:val="22"/>
+    <w:qFormat/>
+    <w:rsid w:val="00211707"/>
+    <w:rPr>
+      <w:b/>
+      <w:bCs/>
+    </w:rPr>
+  </w:style>
+  <w:style w:type="paragraph" w:styleId="NormalWeb">
+    <w:name w:val="Normal (Web)"/>
+    <w:basedOn w:val="Normal"/>
+    <w:uiPriority w:val="99"/>
+    <w:semiHidden/>
+    <w:unhideWhenUsed/>
+    <w:rsid w:val="00F97C1A"/>
+    <w:rPr>
+      <w:rFonts w:ascii="Times New Roman" w:hAnsi="Times New Roman" w:cs="Times New Roman"/>
+      <w:sz w:val="24"/>
+      <w:szCs w:val="24"/>
+    </w:rPr>
+  </w:style>
 </w:styles>
 </file>
 
